--- a/deliverables/inland_transport_2026-10/v02_2026-10-13/docx/WHSOP_003_A05.docx
+++ b/deliverables/inland_transport_2026-10/v02_2026-10-13/docx/WHSOP_003_A05.docx
@@ -2041,7 +2041,7 @@
                 <w:color w:val="000000"/>
                 <w:sz w:val="18"/>
               </w:rPr>
-              <w:t>Секој картон затворен; спојот на лентата парафиран и датиран од двете лица</w:t>
+              <w:t>Секој картон затворен со брендирана лента; спојот парафиран и датиран од двете лица</w:t>
             </w:r>
             <w:r>
               <w:rPr>
@@ -2061,7 +2061,7 @@
                 <w:color w:val="000000"/>
                 <w:sz w:val="14"/>
               </w:rPr>
-              <w:t>Every carton closed; tape joint initialled and dated by both persons</w:t>
+              <w:t>Every carton closed with branded tape; joint initialled and dated by both persons</w:t>
             </w:r>
           </w:p>
         </w:tc>
@@ -2176,7 +2176,7 @@
                 <w:color w:val="000000"/>
                 <w:sz w:val="18"/>
               </w:rPr>
-              <w:t>Картонот со контра-мостри подготвен од КК, листа §7 потпишана, означен „КМ“ и ставен на палета од својата серија</w:t>
+              <w:t>Картонот КМ подготвен од КК, листа §7 потпишана, означен „КМ“, со картон бр. во низата на серијата, на палета од својата серија</w:t>
             </w:r>
             <w:r>
               <w:rPr>
@@ -2196,7 +2196,7 @@
                 <w:color w:val="000000"/>
                 <w:sz w:val="14"/>
               </w:rPr>
-              <w:t>Counter-sample carton prepared by QC, list §7 signed, marked "CS" and placed on a pallet of its batch</w:t>
+              <w:t>CS carton prepared by QC, list §7 signed, marked "CS", with a box No. in the batch sequence, on a pallet of its batch</w:t>
             </w:r>
           </w:p>
         </w:tc>
@@ -2449,7 +2449,7 @@
                 <w:color w:val="000000"/>
                 <w:sz w:val="18"/>
               </w:rPr>
-              <w:t>Стреч-фолија, термо-ќебе, надворешна фолија; крајот затворен со лента, парафиран и датиран</w:t>
+              <w:t>Стреч-фолија, термо-ќебе, надворешна фолија; крајот затворен со брендирана лента, парафиран и датиран</w:t>
             </w:r>
             <w:r>
               <w:rPr>
@@ -2469,7 +2469,7 @@
                 <w:color w:val="000000"/>
                 <w:sz w:val="14"/>
               </w:rPr>
-              <w:t>Stretch film, thermal blanket, outer film; end closed with tape, initialled and dated</w:t>
+              <w:t>Stretch film, thermal blanket, outer film; end closed with branded tape, initialled and dated</w:t>
             </w:r>
           </w:p>
         </w:tc>
@@ -2860,7 +2860,7 @@
                 <w:color w:val="000000"/>
                 <w:sz w:val="18"/>
               </w:rPr>
-              <w:t>USB логер за температура и влага калибриран, активиран, на позицијата од OQ; ID на логерот во A04 §3</w:t>
+              <w:t>USB логерот на Пјурли Плант калибриран, активиран, на позицијата од OQ; логерот на превозникот активен; двата ID во A04 §3</w:t>
             </w:r>
             <w:r>
               <w:rPr>
@@ -2880,7 +2880,7 @@
                 <w:color w:val="000000"/>
                 <w:sz w:val="14"/>
               </w:rPr>
-              <w:t>USB temperature and humidity logger calibrated, started, at the OQ position; logger ID in A04 §3</w:t>
+              <w:t>Purely Plant USB logger calibrated, started, at the OQ position; carrier's logger running; both IDs in A04 §3</w:t>
             </w:r>
           </w:p>
         </w:tc>
@@ -3406,7 +3406,7 @@
                 <w:color w:val="000000"/>
                 <w:sz w:val="18"/>
               </w:rPr>
-              <w:t>Натоварените палети и затворената врата (пломба, ако се користи) фотографирани</w:t>
+              <w:t>Натоварените палети и затворената врата со брендирана пломба фотографирани</w:t>
             </w:r>
             <w:r>
               <w:rPr>
@@ -3426,7 +3426,7 @@
                 <w:color w:val="000000"/>
                 <w:sz w:val="14"/>
               </w:rPr>
-              <w:t>Loaded pallets and closed door (seal, if used) photographed</w:t>
+              <w:t>Loaded pallets and the closed door with the branded seal photographed</w:t>
             </w:r>
           </w:p>
         </w:tc>
@@ -4766,7 +4766,7 @@
                 <w:color w:val="000000"/>
                 <w:sz w:val="18"/>
               </w:rPr>
-              <w:t>Пломбата на вратата е цела и бројот одговара (или N/A)</w:t>
+              <w:t>Брендираната пломба на вратата е цела и не е заменета</w:t>
             </w:r>
             <w:r>
               <w:rPr>
@@ -4786,7 +4786,7 @@
                 <w:color w:val="000000"/>
                 <w:sz w:val="14"/>
               </w:rPr>
-              <w:t>Door seal intact and number matches (or N/A)</w:t>
+              <w:t>Branded door seal intact and not replaced</w:t>
             </w:r>
           </w:p>
         </w:tc>

--- a/deliverables/inland_transport_2026-10/v02_2026-10-13/docx/WHSOP_003_A05.docx
+++ b/deliverables/inland_transport_2026-10/v02_2026-10-13/docx/WHSOP_003_A05.docx
@@ -6086,11 +6086,11 @@
     </w:p>
     <w:tbl>
       <w:tblPr>
-        <w:jc w:val="center"/>
         <w:tblLook w:firstColumn="1" w:firstRow="1" w:lastColumn="0" w:lastRow="0" w:noHBand="0" w:noVBand="1" w:val="04A0"/>
         <w:tblLayout w:type="fixed"/>
-        <w:tblW w:type="pct" w:w="5000"/>
+        <w:tblW w:type="dxa" w:w="10466"/>
         <w:tblInd w:type="dxa" w:w="0"/>
+        <w:jc w:val="center"/>
         <w:tblBorders>
           <w:top w:val="single" w:sz="4" w:space="0" w:color="2B547E"/>
           <w:left w:val="single" w:sz="4" w:space="0" w:color="2B547E"/>
@@ -6101,65 +6101,43 @@
         </w:tblBorders>
       </w:tblPr>
       <w:tblGrid>
-        <w:gridCol w:w="623"/>
-        <w:gridCol w:w="4467"/>
-        <w:gridCol w:w="283"/>
-        <w:gridCol w:w="623"/>
-        <w:gridCol w:w="4467"/>
+        <w:gridCol w:w="1134"/>
+        <w:gridCol w:w="9332"/>
       </w:tblGrid>
       <w:tr>
-        <w:tc>
-          <w:tcPr>
-            <w:vAlign w:val="center"/>
-            <w:tcW w:type="pct" w:w="297"/>
-          </w:tcPr>
-          <w:p>
-            <w:pPr>
-              <w:spacing w:before="20" w:after="20"/>
-              <w:jc w:val="center"/>
-            </w:pPr>
-            <w:r/>
-            <w:r>
-              <w:rPr>
-                <w:rFonts w:ascii="Calibri" w:hAnsi="Calibri"/>
-                <w:b w:val="0"/>
-                <w:i w:val="0"/>
-                <w:color w:val="000000"/>
-                <w:sz w:val="24"/>
-              </w:rPr>
-              <w:t>☐</w:t>
-            </w:r>
-          </w:p>
-        </w:tc>
-        <w:tc>
-          <w:tcPr>
-            <w:vAlign w:val="center"/>
-            <w:tcW w:type="pct" w:w="2134"/>
-          </w:tcPr>
-          <w:p>
-            <w:pPr>
-              <w:spacing w:before="20" w:after="20"/>
-              <w:jc w:val="center"/>
-            </w:pPr>
-            <w:r/>
-            <w:r>
-              <w:rPr>
-                <w:rFonts w:ascii="Calibri" w:hAnsi="Calibri"/>
-                <w:b w:val="0"/>
-                <w:i w:val="0"/>
-                <w:color w:val="000000"/>
-                <w:sz w:val="24"/>
-              </w:rPr>
-              <w:t>Прифатено</w:t>
-            </w:r>
-            <w:r>
-              <w:rPr>
-                <w:rFonts w:ascii="Calibri" w:hAnsi="Calibri"/>
-                <w:b w:val="0"/>
+        <w:trPr>
+          <w:cantSplit/>
+        </w:trPr>
+        <w:tc>
+          <w:tcPr>
+            <w:gridSpan w:val="2"/>
+            <w:shd w:val="clear" w:color="auto" w:fill="F2F2F2"/>
+            <w:tcW w:type="dxa" w:w="10466"/>
+          </w:tcPr>
+          <w:p>
+            <w:pPr>
+              <w:spacing w:before="40" w:after="40"/>
+              <w:jc w:val="left"/>
+            </w:pPr>
+            <w:r/>
+            <w:r>
+              <w:rPr>
+                <w:rFonts w:ascii="Calibri" w:hAnsi="Calibri"/>
+                <w:b/>
                 <w:i w:val="0"/>
                 <w:color w:val="000000"/>
                 <w:sz w:val="20"/>
               </w:rPr>
+              <w:t>Статус на приемот</w:t>
+            </w:r>
+            <w:r>
+              <w:rPr>
+                <w:rFonts w:ascii="Calibri" w:hAnsi="Calibri"/>
+                <w:b w:val="0"/>
+                <w:i w:val="0"/>
+                <w:color w:val="000000"/>
+                <w:sz w:val="16"/>
+              </w:rPr>
               <w:t xml:space="preserve"> | </w:t>
             </w:r>
             <w:r>
@@ -6168,84 +6146,35 @@
                 <w:b w:val="0"/>
                 <w:i/>
                 <w:color w:val="000000"/>
+                <w:sz w:val="16"/>
+              </w:rPr>
+              <w:t>Receipt status</w:t>
+            </w:r>
+          </w:p>
+          <w:p>
+            <w:pPr>
+              <w:spacing w:before="20" w:after="40"/>
+              <w:jc w:val="both"/>
+            </w:pPr>
+            <w:r>
+              <w:rPr>
+                <w:rFonts w:ascii="Calibri" w:hAnsi="Calibri"/>
+                <w:b w:val="0"/>
+                <w:i w:val="0"/>
+                <w:color w:val="000000"/>
                 <w:sz w:val="20"/>
               </w:rPr>
-              <w:t>Accepted</w:t>
-            </w:r>
-          </w:p>
-        </w:tc>
-        <w:tc>
-          <w:tcPr>
-            <w:vAlign w:val="center"/>
-            <w:tcW w:type="pct" w:w="135"/>
-            <w:tcBorders>
-              <w:top w:val="nil"/>
-              <w:left w:val="nil"/>
-              <w:bottom w:val="nil"/>
-              <w:right w:val="nil"/>
-            </w:tcBorders>
-          </w:tcPr>
-          <w:p>
-            <w:pPr>
-              <w:spacing w:before="20" w:after="20"/>
-              <w:jc w:val="center"/>
-            </w:pPr>
-            <w:r/>
-          </w:p>
-        </w:tc>
-        <w:tc>
-          <w:tcPr>
-            <w:vAlign w:val="center"/>
-            <w:tcW w:type="pct" w:w="297"/>
-          </w:tcPr>
-          <w:p>
-            <w:pPr>
-              <w:spacing w:before="20" w:after="20"/>
-              <w:jc w:val="center"/>
-            </w:pPr>
-            <w:r/>
-            <w:r>
-              <w:rPr>
-                <w:rFonts w:ascii="Calibri" w:hAnsi="Calibri"/>
-                <w:b w:val="0"/>
-                <w:i w:val="0"/>
-                <w:color w:val="000000"/>
-                <w:sz w:val="24"/>
-              </w:rPr>
-              <w:t>☐</w:t>
-            </w:r>
-          </w:p>
-        </w:tc>
-        <w:tc>
-          <w:tcPr>
-            <w:vAlign w:val="center"/>
-            <w:tcW w:type="pct" w:w="2134"/>
-          </w:tcPr>
-          <w:p>
-            <w:pPr>
-              <w:spacing w:before="20" w:after="20"/>
-              <w:jc w:val="center"/>
-            </w:pPr>
-            <w:r/>
-            <w:r>
-              <w:rPr>
-                <w:rFonts w:ascii="Calibri" w:hAnsi="Calibri"/>
-                <w:b w:val="0"/>
-                <w:i w:val="0"/>
-                <w:color w:val="000000"/>
-                <w:sz w:val="24"/>
-              </w:rPr>
-              <w:t>Одбиено</w:t>
-            </w:r>
-            <w:r>
-              <w:rPr>
-                <w:rFonts w:ascii="Calibri" w:hAnsi="Calibri"/>
-                <w:b w:val="0"/>
-                <w:i w:val="0"/>
-                <w:color w:val="000000"/>
-                <w:sz w:val="20"/>
-              </w:rPr>
-              <w:t xml:space="preserve"> | </w:t>
+              <w:t>☐ Прифатено</w:t>
+            </w:r>
+            <w:r>
+              <w:rPr>
+                <w:rFonts w:ascii="Calibri" w:hAnsi="Calibri"/>
+                <w:b w:val="0"/>
+                <w:i w:val="0"/>
+                <w:color w:val="000000"/>
+                <w:sz w:val="16"/>
+              </w:rPr>
+              <w:t xml:space="preserve">  |  </w:t>
             </w:r>
             <w:r>
               <w:rPr>
@@ -6253,123 +6182,10 @@
                 <w:b w:val="0"/>
                 <w:i/>
                 <w:color w:val="000000"/>
-                <w:sz w:val="20"/>
-              </w:rPr>
-              <w:t>Rejected</w:t>
-            </w:r>
-          </w:p>
-        </w:tc>
-      </w:tr>
-      <w:tr>
-        <w:tc>
-          <w:tcPr>
-            <w:vAlign w:val="center"/>
-            <w:tcW w:type="pct" w:w="297"/>
-          </w:tcPr>
-          <w:p>
-            <w:pPr>
-              <w:spacing w:before="20" w:after="20"/>
-              <w:jc w:val="center"/>
-            </w:pPr>
-            <w:r/>
-            <w:r>
-              <w:rPr>
-                <w:rFonts w:ascii="Calibri" w:hAnsi="Calibri"/>
-                <w:b w:val="0"/>
-                <w:i w:val="0"/>
-                <w:color w:val="000000"/>
-                <w:sz w:val="24"/>
-              </w:rPr>
-              <w:t>☐</w:t>
-            </w:r>
-          </w:p>
-        </w:tc>
-        <w:tc>
-          <w:tcPr>
-            <w:vAlign w:val="center"/>
-            <w:tcW w:type="pct" w:w="2134"/>
-          </w:tcPr>
-          <w:p>
-            <w:pPr>
-              <w:spacing w:before="20" w:after="20"/>
-              <w:jc w:val="center"/>
-            </w:pPr>
-            <w:r/>
-            <w:r>
-              <w:rPr>
-                <w:rFonts w:ascii="Calibri" w:hAnsi="Calibri"/>
-                <w:b w:val="0"/>
-                <w:i w:val="0"/>
-                <w:color w:val="000000"/>
-                <w:sz w:val="24"/>
-              </w:rPr>
-              <w:t>Прифатено со резерва (одлука на QA)</w:t>
-            </w:r>
-            <w:r>
-              <w:rPr>
-                <w:rFonts w:ascii="Calibri" w:hAnsi="Calibri"/>
-                <w:b w:val="0"/>
-                <w:i w:val="0"/>
-                <w:color w:val="000000"/>
-                <w:sz w:val="20"/>
-              </w:rPr>
-              <w:t xml:space="preserve"> | </w:t>
-            </w:r>
-            <w:r>
-              <w:rPr>
-                <w:rFonts w:ascii="Calibri" w:hAnsi="Calibri"/>
-                <w:b w:val="0"/>
-                <w:i/>
-                <w:color w:val="000000"/>
-                <w:sz w:val="20"/>
-              </w:rPr>
-              <w:t>Accepted with reservation (QA decision)</w:t>
-            </w:r>
-          </w:p>
-        </w:tc>
-        <w:tc>
-          <w:tcPr>
-            <w:vAlign w:val="center"/>
-            <w:tcW w:type="pct" w:w="135"/>
-            <w:tcBorders>
-              <w:top w:val="nil"/>
-              <w:left w:val="nil"/>
-              <w:bottom w:val="nil"/>
-              <w:right w:val="nil"/>
-            </w:tcBorders>
-          </w:tcPr>
-          <w:p>
-            <w:pPr>
-              <w:spacing w:before="20" w:after="20"/>
-              <w:jc w:val="center"/>
-            </w:pPr>
-            <w:r/>
-          </w:p>
-        </w:tc>
-        <w:tc>
-          <w:tcPr>
-            <w:vAlign w:val="center"/>
-            <w:tcW w:type="pct" w:w="297"/>
-          </w:tcPr>
-          <w:p>
-            <w:pPr>
-              <w:spacing w:before="20" w:after="20"/>
-              <w:jc w:val="center"/>
-            </w:pPr>
-            <w:r/>
-          </w:p>
-        </w:tc>
-        <w:tc>
-          <w:tcPr>
-            <w:vAlign w:val="center"/>
-            <w:tcW w:type="pct" w:w="2134"/>
-          </w:tcPr>
-          <w:p>
-            <w:pPr>
-              <w:spacing w:before="20" w:after="20"/>
-              <w:jc w:val="center"/>
-            </w:pPr>
-            <w:r/>
+                <w:sz w:val="16"/>
+              </w:rPr>
+              <w:t>Accepted   ☐ Прифатено со резерва (одлука на QA) | Accepted with reservation (QA decision)   ☐ Одбиено | Rejected</w:t>
+            </w:r>
           </w:p>
         </w:tc>
       </w:tr>

--- a/deliverables/inland_transport_2026-10/v02_2026-10-13/docx/WHSOP_003_A05.docx
+++ b/deliverables/inland_transport_2026-10/v02_2026-10-13/docx/WHSOP_003_A05.docx
@@ -2041,7 +2041,7 @@
                 <w:color w:val="000000"/>
                 <w:sz w:val="18"/>
               </w:rPr>
-              <w:t>Секој картон затворен; спојот на лентата парафиран и датиран од двете лица</w:t>
+              <w:t>Секој картон затворен со брендирана лента; спојот парафиран и датиран од двете лица</w:t>
             </w:r>
             <w:r>
               <w:rPr>
@@ -2061,7 +2061,7 @@
                 <w:color w:val="000000"/>
                 <w:sz w:val="14"/>
               </w:rPr>
-              <w:t>Every carton closed; tape joint initialled and dated by both persons</w:t>
+              <w:t>Every carton closed with branded tape; joint initialled and dated by both persons</w:t>
             </w:r>
           </w:p>
         </w:tc>
@@ -2176,7 +2176,7 @@
                 <w:color w:val="000000"/>
                 <w:sz w:val="18"/>
               </w:rPr>
-              <w:t>Картонот со контра-мостри подготвен од КК, листа §7 потпишана, означен „КМ“ и ставен на палета од својата серија</w:t>
+              <w:t>Картонот КМ подготвен од КК, листа §7 потпишана, означен „КМ“, со картон бр. во низата на серијата, на палета од својата серија</w:t>
             </w:r>
             <w:r>
               <w:rPr>
@@ -2196,7 +2196,7 @@
                 <w:color w:val="000000"/>
                 <w:sz w:val="14"/>
               </w:rPr>
-              <w:t>Counter-sample carton prepared by QC, list §7 signed, marked "CS" and placed on a pallet of its batch</w:t>
+              <w:t>CS carton prepared by QC, list §7 signed, marked "CS", with a box No. in the batch sequence, on a pallet of its batch</w:t>
             </w:r>
           </w:p>
         </w:tc>
@@ -2449,7 +2449,7 @@
                 <w:color w:val="000000"/>
                 <w:sz w:val="18"/>
               </w:rPr>
-              <w:t>Стреч-фолија, термо-ќебе, надворешна фолија; крајот затворен со лента, парафиран и датиран</w:t>
+              <w:t>Стреч-фолија, термо-ќебе, надворешна фолија; крајот затворен со брендирана лента, парафиран и датиран</w:t>
             </w:r>
             <w:r>
               <w:rPr>
@@ -2469,7 +2469,7 @@
                 <w:color w:val="000000"/>
                 <w:sz w:val="14"/>
               </w:rPr>
-              <w:t>Stretch film, thermal blanket, outer film; end closed with tape, initialled and dated</w:t>
+              <w:t>Stretch film, thermal blanket, outer film; end closed with branded tape, initialled and dated</w:t>
             </w:r>
           </w:p>
         </w:tc>
@@ -2860,7 +2860,7 @@
                 <w:color w:val="000000"/>
                 <w:sz w:val="18"/>
               </w:rPr>
-              <w:t>USB логер за температура и влага калибриран, активиран, на позицијата од OQ; ID на логерот во A04 §3</w:t>
+              <w:t>USB логерот на Пјурли Плант калибриран, активиран, на позицијата од OQ; логерот на превозникот активен; двата ID во A04 §3</w:t>
             </w:r>
             <w:r>
               <w:rPr>
@@ -2880,7 +2880,7 @@
                 <w:color w:val="000000"/>
                 <w:sz w:val="14"/>
               </w:rPr>
-              <w:t>USB temperature and humidity logger calibrated, started, at the OQ position; logger ID in A04 §3</w:t>
+              <w:t>Purely Plant USB logger calibrated, started, at the OQ position; carrier's logger running; both IDs in A04 §3</w:t>
             </w:r>
           </w:p>
         </w:tc>
@@ -3406,7 +3406,7 @@
                 <w:color w:val="000000"/>
                 <w:sz w:val="18"/>
               </w:rPr>
-              <w:t>Натоварените палети и затворената врата (пломба, ако се користи) фотографирани</w:t>
+              <w:t>Натоварените палети и затворената врата со брендирана пломба фотографирани</w:t>
             </w:r>
             <w:r>
               <w:rPr>
@@ -3426,7 +3426,7 @@
                 <w:color w:val="000000"/>
                 <w:sz w:val="14"/>
               </w:rPr>
-              <w:t>Loaded pallets and closed door (seal, if used) photographed</w:t>
+              <w:t>Loaded pallets and the closed door with the branded seal photographed</w:t>
             </w:r>
           </w:p>
         </w:tc>
@@ -4766,7 +4766,7 @@
                 <w:color w:val="000000"/>
                 <w:sz w:val="18"/>
               </w:rPr>
-              <w:t>Пломбата на вратата е цела и бројот одговара (или N/A)</w:t>
+              <w:t>Брендираната пломба на вратата е цела и не е заменета</w:t>
             </w:r>
             <w:r>
               <w:rPr>
@@ -4786,7 +4786,7 @@
                 <w:color w:val="000000"/>
                 <w:sz w:val="14"/>
               </w:rPr>
-              <w:t>Door seal intact and number matches (or N/A)</w:t>
+              <w:t>Branded door seal intact and not replaced</w:t>
             </w:r>
           </w:p>
         </w:tc>
@@ -6086,11 +6086,11 @@
     </w:p>
     <w:tbl>
       <w:tblPr>
-        <w:jc w:val="center"/>
         <w:tblLook w:firstColumn="1" w:firstRow="1" w:lastColumn="0" w:lastRow="0" w:noHBand="0" w:noVBand="1" w:val="04A0"/>
         <w:tblLayout w:type="fixed"/>
-        <w:tblW w:type="pct" w:w="5000"/>
+        <w:tblW w:type="dxa" w:w="10466"/>
         <w:tblInd w:type="dxa" w:w="0"/>
+        <w:jc w:val="center"/>
         <w:tblBorders>
           <w:top w:val="single" w:sz="4" w:space="0" w:color="2B547E"/>
           <w:left w:val="single" w:sz="4" w:space="0" w:color="2B547E"/>
@@ -6101,65 +6101,43 @@
         </w:tblBorders>
       </w:tblPr>
       <w:tblGrid>
-        <w:gridCol w:w="623"/>
-        <w:gridCol w:w="4467"/>
-        <w:gridCol w:w="283"/>
-        <w:gridCol w:w="623"/>
-        <w:gridCol w:w="4467"/>
+        <w:gridCol w:w="1134"/>
+        <w:gridCol w:w="9332"/>
       </w:tblGrid>
       <w:tr>
-        <w:tc>
-          <w:tcPr>
-            <w:vAlign w:val="center"/>
-            <w:tcW w:type="pct" w:w="297"/>
-          </w:tcPr>
-          <w:p>
-            <w:pPr>
-              <w:spacing w:before="20" w:after="20"/>
-              <w:jc w:val="center"/>
-            </w:pPr>
-            <w:r/>
-            <w:r>
-              <w:rPr>
-                <w:rFonts w:ascii="Calibri" w:hAnsi="Calibri"/>
-                <w:b w:val="0"/>
-                <w:i w:val="0"/>
-                <w:color w:val="000000"/>
-                <w:sz w:val="24"/>
-              </w:rPr>
-              <w:t>☐</w:t>
-            </w:r>
-          </w:p>
-        </w:tc>
-        <w:tc>
-          <w:tcPr>
-            <w:vAlign w:val="center"/>
-            <w:tcW w:type="pct" w:w="2134"/>
-          </w:tcPr>
-          <w:p>
-            <w:pPr>
-              <w:spacing w:before="20" w:after="20"/>
-              <w:jc w:val="center"/>
-            </w:pPr>
-            <w:r/>
-            <w:r>
-              <w:rPr>
-                <w:rFonts w:ascii="Calibri" w:hAnsi="Calibri"/>
-                <w:b w:val="0"/>
-                <w:i w:val="0"/>
-                <w:color w:val="000000"/>
-                <w:sz w:val="24"/>
-              </w:rPr>
-              <w:t>Прифатено</w:t>
-            </w:r>
-            <w:r>
-              <w:rPr>
-                <w:rFonts w:ascii="Calibri" w:hAnsi="Calibri"/>
-                <w:b w:val="0"/>
+        <w:trPr>
+          <w:cantSplit/>
+        </w:trPr>
+        <w:tc>
+          <w:tcPr>
+            <w:gridSpan w:val="2"/>
+            <w:shd w:val="clear" w:color="auto" w:fill="F2F2F2"/>
+            <w:tcW w:type="dxa" w:w="10466"/>
+          </w:tcPr>
+          <w:p>
+            <w:pPr>
+              <w:spacing w:before="40" w:after="40"/>
+              <w:jc w:val="left"/>
+            </w:pPr>
+            <w:r/>
+            <w:r>
+              <w:rPr>
+                <w:rFonts w:ascii="Calibri" w:hAnsi="Calibri"/>
+                <w:b/>
                 <w:i w:val="0"/>
                 <w:color w:val="000000"/>
                 <w:sz w:val="20"/>
               </w:rPr>
+              <w:t>Статус на приемот</w:t>
+            </w:r>
+            <w:r>
+              <w:rPr>
+                <w:rFonts w:ascii="Calibri" w:hAnsi="Calibri"/>
+                <w:b w:val="0"/>
+                <w:i w:val="0"/>
+                <w:color w:val="000000"/>
+                <w:sz w:val="16"/>
+              </w:rPr>
               <w:t xml:space="preserve"> | </w:t>
             </w:r>
             <w:r>
@@ -6168,84 +6146,35 @@
                 <w:b w:val="0"/>
                 <w:i/>
                 <w:color w:val="000000"/>
+                <w:sz w:val="16"/>
+              </w:rPr>
+              <w:t>Receipt status</w:t>
+            </w:r>
+          </w:p>
+          <w:p>
+            <w:pPr>
+              <w:spacing w:before="20" w:after="40"/>
+              <w:jc w:val="both"/>
+            </w:pPr>
+            <w:r>
+              <w:rPr>
+                <w:rFonts w:ascii="Calibri" w:hAnsi="Calibri"/>
+                <w:b w:val="0"/>
+                <w:i w:val="0"/>
+                <w:color w:val="000000"/>
                 <w:sz w:val="20"/>
               </w:rPr>
-              <w:t>Accepted</w:t>
-            </w:r>
-          </w:p>
-        </w:tc>
-        <w:tc>
-          <w:tcPr>
-            <w:vAlign w:val="center"/>
-            <w:tcW w:type="pct" w:w="135"/>
-            <w:tcBorders>
-              <w:top w:val="nil"/>
-              <w:left w:val="nil"/>
-              <w:bottom w:val="nil"/>
-              <w:right w:val="nil"/>
-            </w:tcBorders>
-          </w:tcPr>
-          <w:p>
-            <w:pPr>
-              <w:spacing w:before="20" w:after="20"/>
-              <w:jc w:val="center"/>
-            </w:pPr>
-            <w:r/>
-          </w:p>
-        </w:tc>
-        <w:tc>
-          <w:tcPr>
-            <w:vAlign w:val="center"/>
-            <w:tcW w:type="pct" w:w="297"/>
-          </w:tcPr>
-          <w:p>
-            <w:pPr>
-              <w:spacing w:before="20" w:after="20"/>
-              <w:jc w:val="center"/>
-            </w:pPr>
-            <w:r/>
-            <w:r>
-              <w:rPr>
-                <w:rFonts w:ascii="Calibri" w:hAnsi="Calibri"/>
-                <w:b w:val="0"/>
-                <w:i w:val="0"/>
-                <w:color w:val="000000"/>
-                <w:sz w:val="24"/>
-              </w:rPr>
-              <w:t>☐</w:t>
-            </w:r>
-          </w:p>
-        </w:tc>
-        <w:tc>
-          <w:tcPr>
-            <w:vAlign w:val="center"/>
-            <w:tcW w:type="pct" w:w="2134"/>
-          </w:tcPr>
-          <w:p>
-            <w:pPr>
-              <w:spacing w:before="20" w:after="20"/>
-              <w:jc w:val="center"/>
-            </w:pPr>
-            <w:r/>
-            <w:r>
-              <w:rPr>
-                <w:rFonts w:ascii="Calibri" w:hAnsi="Calibri"/>
-                <w:b w:val="0"/>
-                <w:i w:val="0"/>
-                <w:color w:val="000000"/>
-                <w:sz w:val="24"/>
-              </w:rPr>
-              <w:t>Одбиено</w:t>
-            </w:r>
-            <w:r>
-              <w:rPr>
-                <w:rFonts w:ascii="Calibri" w:hAnsi="Calibri"/>
-                <w:b w:val="0"/>
-                <w:i w:val="0"/>
-                <w:color w:val="000000"/>
-                <w:sz w:val="20"/>
-              </w:rPr>
-              <w:t xml:space="preserve"> | </w:t>
+              <w:t>☐ Прифатено</w:t>
+            </w:r>
+            <w:r>
+              <w:rPr>
+                <w:rFonts w:ascii="Calibri" w:hAnsi="Calibri"/>
+                <w:b w:val="0"/>
+                <w:i w:val="0"/>
+                <w:color w:val="000000"/>
+                <w:sz w:val="16"/>
+              </w:rPr>
+              <w:t xml:space="preserve">  |  </w:t>
             </w:r>
             <w:r>
               <w:rPr>
@@ -6253,123 +6182,10 @@
                 <w:b w:val="0"/>
                 <w:i/>
                 <w:color w:val="000000"/>
-                <w:sz w:val="20"/>
-              </w:rPr>
-              <w:t>Rejected</w:t>
-            </w:r>
-          </w:p>
-        </w:tc>
-      </w:tr>
-      <w:tr>
-        <w:tc>
-          <w:tcPr>
-            <w:vAlign w:val="center"/>
-            <w:tcW w:type="pct" w:w="297"/>
-          </w:tcPr>
-          <w:p>
-            <w:pPr>
-              <w:spacing w:before="20" w:after="20"/>
-              <w:jc w:val="center"/>
-            </w:pPr>
-            <w:r/>
-            <w:r>
-              <w:rPr>
-                <w:rFonts w:ascii="Calibri" w:hAnsi="Calibri"/>
-                <w:b w:val="0"/>
-                <w:i w:val="0"/>
-                <w:color w:val="000000"/>
-                <w:sz w:val="24"/>
-              </w:rPr>
-              <w:t>☐</w:t>
-            </w:r>
-          </w:p>
-        </w:tc>
-        <w:tc>
-          <w:tcPr>
-            <w:vAlign w:val="center"/>
-            <w:tcW w:type="pct" w:w="2134"/>
-          </w:tcPr>
-          <w:p>
-            <w:pPr>
-              <w:spacing w:before="20" w:after="20"/>
-              <w:jc w:val="center"/>
-            </w:pPr>
-            <w:r/>
-            <w:r>
-              <w:rPr>
-                <w:rFonts w:ascii="Calibri" w:hAnsi="Calibri"/>
-                <w:b w:val="0"/>
-                <w:i w:val="0"/>
-                <w:color w:val="000000"/>
-                <w:sz w:val="24"/>
-              </w:rPr>
-              <w:t>Прифатено со резерва (одлука на QA)</w:t>
-            </w:r>
-            <w:r>
-              <w:rPr>
-                <w:rFonts w:ascii="Calibri" w:hAnsi="Calibri"/>
-                <w:b w:val="0"/>
-                <w:i w:val="0"/>
-                <w:color w:val="000000"/>
-                <w:sz w:val="20"/>
-              </w:rPr>
-              <w:t xml:space="preserve"> | </w:t>
-            </w:r>
-            <w:r>
-              <w:rPr>
-                <w:rFonts w:ascii="Calibri" w:hAnsi="Calibri"/>
-                <w:b w:val="0"/>
-                <w:i/>
-                <w:color w:val="000000"/>
-                <w:sz w:val="20"/>
-              </w:rPr>
-              <w:t>Accepted with reservation (QA decision)</w:t>
-            </w:r>
-          </w:p>
-        </w:tc>
-        <w:tc>
-          <w:tcPr>
-            <w:vAlign w:val="center"/>
-            <w:tcW w:type="pct" w:w="135"/>
-            <w:tcBorders>
-              <w:top w:val="nil"/>
-              <w:left w:val="nil"/>
-              <w:bottom w:val="nil"/>
-              <w:right w:val="nil"/>
-            </w:tcBorders>
-          </w:tcPr>
-          <w:p>
-            <w:pPr>
-              <w:spacing w:before="20" w:after="20"/>
-              <w:jc w:val="center"/>
-            </w:pPr>
-            <w:r/>
-          </w:p>
-        </w:tc>
-        <w:tc>
-          <w:tcPr>
-            <w:vAlign w:val="center"/>
-            <w:tcW w:type="pct" w:w="297"/>
-          </w:tcPr>
-          <w:p>
-            <w:pPr>
-              <w:spacing w:before="20" w:after="20"/>
-              <w:jc w:val="center"/>
-            </w:pPr>
-            <w:r/>
-          </w:p>
-        </w:tc>
-        <w:tc>
-          <w:tcPr>
-            <w:vAlign w:val="center"/>
-            <w:tcW w:type="pct" w:w="2134"/>
-          </w:tcPr>
-          <w:p>
-            <w:pPr>
-              <w:spacing w:before="20" w:after="20"/>
-              <w:jc w:val="center"/>
-            </w:pPr>
-            <w:r/>
+                <w:sz w:val="16"/>
+              </w:rPr>
+              <w:t>Accepted   ☐ Прифатено со резерва (одлука на QA) | Accepted with reservation (QA decision)   ☐ Одбиено | Rejected</w:t>
+            </w:r>
           </w:p>
         </w:tc>
       </w:tr>

--- a/deliverables/inland_transport_2026-10/v02_2026-10-13/docx/WHSOP_003_A05.docx
+++ b/deliverables/inland_transport_2026-10/v02_2026-10-13/docx/WHSOP_003_A05.docx
@@ -667,12 +667,12 @@
         </w:tblBorders>
       </w:tblPr>
       <w:tblGrid>
-        <w:gridCol w:w="644"/>
-        <w:gridCol w:w="4351"/>
-        <w:gridCol w:w="1170"/>
-        <w:gridCol w:w="1074"/>
-        <w:gridCol w:w="644"/>
-        <w:gridCol w:w="2581"/>
+        <w:gridCol w:w="537"/>
+        <w:gridCol w:w="6522"/>
+        <w:gridCol w:w="623"/>
+        <w:gridCol w:w="623"/>
+        <w:gridCol w:w="623"/>
+        <w:gridCol w:w="1535"/>
       </w:tblGrid>
       <w:tr>
         <w:trPr>
@@ -683,7 +683,7 @@
           <w:tcPr>
             <w:shd w:val="clear" w:color="auto" w:fill="2B547E"/>
             <w:vAlign w:val="center"/>
-            <w:tcW w:type="dxa" w:w="644"/>
+            <w:tcW w:type="dxa" w:w="537"/>
           </w:tcPr>
           <w:p>
             <w:pPr>
@@ -708,7 +708,7 @@
           <w:tcPr>
             <w:shd w:val="clear" w:color="auto" w:fill="2B547E"/>
             <w:vAlign w:val="center"/>
-            <w:tcW w:type="dxa" w:w="4351"/>
+            <w:tcW w:type="dxa" w:w="6522"/>
           </w:tcPr>
           <w:p>
             <w:pPr>
@@ -753,7 +753,7 @@
           <w:tcPr>
             <w:shd w:val="clear" w:color="auto" w:fill="2B547E"/>
             <w:vAlign w:val="center"/>
-            <w:tcW w:type="dxa" w:w="1170"/>
+            <w:tcW w:type="dxa" w:w="623"/>
           </w:tcPr>
           <w:p>
             <w:pPr>
@@ -798,7 +798,7 @@
           <w:tcPr>
             <w:shd w:val="clear" w:color="auto" w:fill="2B547E"/>
             <w:vAlign w:val="center"/>
-            <w:tcW w:type="dxa" w:w="1074"/>
+            <w:tcW w:type="dxa" w:w="623"/>
           </w:tcPr>
           <w:p>
             <w:pPr>
@@ -843,7 +843,7 @@
           <w:tcPr>
             <w:shd w:val="clear" w:color="auto" w:fill="2B547E"/>
             <w:vAlign w:val="center"/>
-            <w:tcW w:type="dxa" w:w="644"/>
+            <w:tcW w:type="dxa" w:w="623"/>
           </w:tcPr>
           <w:p>
             <w:pPr>
@@ -868,7 +868,7 @@
           <w:tcPr>
             <w:shd w:val="clear" w:color="auto" w:fill="2B547E"/>
             <w:vAlign w:val="center"/>
-            <w:tcW w:type="dxa" w:w="2581"/>
+            <w:tcW w:type="dxa" w:w="1535"/>
           </w:tcPr>
           <w:p>
             <w:pPr>
@@ -918,7 +918,7 @@
           <w:tcPr>
             <w:shd w:val="clear" w:color="auto" w:fill="F2F2F2"/>
             <w:vAlign w:val="center"/>
-            <w:tcW w:type="dxa" w:w="644"/>
+            <w:tcW w:type="dxa" w:w="537"/>
           </w:tcPr>
           <w:p>
             <w:pPr>
@@ -942,7 +942,7 @@
         <w:tc>
           <w:tcPr>
             <w:vAlign w:val="center"/>
-            <w:tcW w:type="dxa" w:w="4351"/>
+            <w:tcW w:type="dxa" w:w="6522"/>
           </w:tcPr>
           <w:p>
             <w:pPr>
@@ -986,7 +986,7 @@
         <w:tc>
           <w:tcPr>
             <w:vAlign w:val="center"/>
-            <w:tcW w:type="dxa" w:w="1170"/>
+            <w:tcW w:type="dxa" w:w="623"/>
           </w:tcPr>
           <w:p>
             <w:pPr>
@@ -1000,7 +1000,7 @@
         <w:tc>
           <w:tcPr>
             <w:vAlign w:val="center"/>
-            <w:tcW w:type="dxa" w:w="1074"/>
+            <w:tcW w:type="dxa" w:w="623"/>
           </w:tcPr>
           <w:p>
             <w:pPr>
@@ -1014,7 +1014,7 @@
         <w:tc>
           <w:tcPr>
             <w:vAlign w:val="center"/>
-            <w:tcW w:type="dxa" w:w="644"/>
+            <w:tcW w:type="dxa" w:w="623"/>
           </w:tcPr>
           <w:p>
             <w:pPr>
@@ -1028,7 +1028,7 @@
         <w:tc>
           <w:tcPr>
             <w:vAlign w:val="center"/>
-            <w:tcW w:type="dxa" w:w="2581"/>
+            <w:tcW w:type="dxa" w:w="1535"/>
           </w:tcPr>
           <w:p>
             <w:pPr>
@@ -1058,7 +1058,7 @@
           <w:tcPr>
             <w:shd w:val="clear" w:color="auto" w:fill="F2F2F2"/>
             <w:vAlign w:val="center"/>
-            <w:tcW w:type="dxa" w:w="644"/>
+            <w:tcW w:type="dxa" w:w="537"/>
           </w:tcPr>
           <w:p>
             <w:pPr>
@@ -1083,7 +1083,7 @@
           <w:tcPr>
             <w:shd w:val="clear" w:color="auto" w:fill="F7FAFC"/>
             <w:vAlign w:val="center"/>
-            <w:tcW w:type="dxa" w:w="4351"/>
+            <w:tcW w:type="dxa" w:w="6522"/>
           </w:tcPr>
           <w:p>
             <w:pPr>
@@ -1128,7 +1128,7 @@
           <w:tcPr>
             <w:shd w:val="clear" w:color="auto" w:fill="F7FAFC"/>
             <w:vAlign w:val="center"/>
-            <w:tcW w:type="dxa" w:w="1170"/>
+            <w:tcW w:type="dxa" w:w="623"/>
           </w:tcPr>
           <w:p>
             <w:pPr>
@@ -1143,7 +1143,7 @@
           <w:tcPr>
             <w:shd w:val="clear" w:color="auto" w:fill="F7FAFC"/>
             <w:vAlign w:val="center"/>
-            <w:tcW w:type="dxa" w:w="1074"/>
+            <w:tcW w:type="dxa" w:w="623"/>
           </w:tcPr>
           <w:p>
             <w:pPr>
@@ -1158,7 +1158,7 @@
           <w:tcPr>
             <w:shd w:val="clear" w:color="auto" w:fill="F7FAFC"/>
             <w:vAlign w:val="center"/>
-            <w:tcW w:type="dxa" w:w="644"/>
+            <w:tcW w:type="dxa" w:w="623"/>
           </w:tcPr>
           <w:p>
             <w:pPr>
@@ -1173,7 +1173,7 @@
           <w:tcPr>
             <w:shd w:val="clear" w:color="auto" w:fill="F7FAFC"/>
             <w:vAlign w:val="center"/>
-            <w:tcW w:type="dxa" w:w="2581"/>
+            <w:tcW w:type="dxa" w:w="1535"/>
           </w:tcPr>
           <w:p>
             <w:pPr>
@@ -1203,7 +1203,7 @@
           <w:tcPr>
             <w:shd w:val="clear" w:color="auto" w:fill="F2F2F2"/>
             <w:vAlign w:val="center"/>
-            <w:tcW w:type="dxa" w:w="644"/>
+            <w:tcW w:type="dxa" w:w="537"/>
           </w:tcPr>
           <w:p>
             <w:pPr>
@@ -1226,7 +1226,7 @@
         <w:tc>
           <w:tcPr>
             <w:vAlign w:val="center"/>
-            <w:tcW w:type="dxa" w:w="4351"/>
+            <w:tcW w:type="dxa" w:w="6522"/>
           </w:tcPr>
           <w:p>
             <w:pPr>
@@ -1269,46 +1269,46 @@
         <w:tc>
           <w:tcPr>
             <w:vAlign w:val="center"/>
-            <w:tcW w:type="dxa" w:w="1170"/>
-          </w:tcPr>
-          <w:p>
-            <w:pPr>
-              <w:spacing w:before="20" w:after="20"/>
-              <w:jc w:val="center"/>
-            </w:pPr>
-            <w:r/>
-          </w:p>
-        </w:tc>
-        <w:tc>
-          <w:tcPr>
-            <w:vAlign w:val="center"/>
-            <w:tcW w:type="dxa" w:w="1074"/>
-          </w:tcPr>
-          <w:p>
-            <w:pPr>
-              <w:spacing w:before="20" w:after="20"/>
-              <w:jc w:val="center"/>
-            </w:pPr>
-            <w:r/>
-          </w:p>
-        </w:tc>
-        <w:tc>
-          <w:tcPr>
-            <w:vAlign w:val="center"/>
-            <w:tcW w:type="dxa" w:w="644"/>
-          </w:tcPr>
-          <w:p>
-            <w:pPr>
-              <w:spacing w:before="20" w:after="20"/>
-              <w:jc w:val="center"/>
-            </w:pPr>
-            <w:r/>
-          </w:p>
-        </w:tc>
-        <w:tc>
-          <w:tcPr>
-            <w:vAlign w:val="center"/>
-            <w:tcW w:type="dxa" w:w="2581"/>
+            <w:tcW w:type="dxa" w:w="623"/>
+          </w:tcPr>
+          <w:p>
+            <w:pPr>
+              <w:spacing w:before="20" w:after="20"/>
+              <w:jc w:val="center"/>
+            </w:pPr>
+            <w:r/>
+          </w:p>
+        </w:tc>
+        <w:tc>
+          <w:tcPr>
+            <w:vAlign w:val="center"/>
+            <w:tcW w:type="dxa" w:w="623"/>
+          </w:tcPr>
+          <w:p>
+            <w:pPr>
+              <w:spacing w:before="20" w:after="20"/>
+              <w:jc w:val="center"/>
+            </w:pPr>
+            <w:r/>
+          </w:p>
+        </w:tc>
+        <w:tc>
+          <w:tcPr>
+            <w:vAlign w:val="center"/>
+            <w:tcW w:type="dxa" w:w="623"/>
+          </w:tcPr>
+          <w:p>
+            <w:pPr>
+              <w:spacing w:before="20" w:after="20"/>
+              <w:jc w:val="center"/>
+            </w:pPr>
+            <w:r/>
+          </w:p>
+        </w:tc>
+        <w:tc>
+          <w:tcPr>
+            <w:vAlign w:val="center"/>
+            <w:tcW w:type="dxa" w:w="1535"/>
           </w:tcPr>
           <w:p>
             <w:pPr>
@@ -1337,7 +1337,7 @@
           <w:tcPr>
             <w:shd w:val="clear" w:color="auto" w:fill="F2F2F2"/>
             <w:vAlign w:val="center"/>
-            <w:tcW w:type="dxa" w:w="644"/>
+            <w:tcW w:type="dxa" w:w="537"/>
           </w:tcPr>
           <w:p>
             <w:pPr>
@@ -1361,7 +1361,7 @@
           <w:tcPr>
             <w:shd w:val="clear" w:color="auto" w:fill="F7FAFC"/>
             <w:vAlign w:val="center"/>
-            <w:tcW w:type="dxa" w:w="4351"/>
+            <w:tcW w:type="dxa" w:w="6522"/>
           </w:tcPr>
           <w:p>
             <w:pPr>
@@ -1405,7 +1405,7 @@
           <w:tcPr>
             <w:shd w:val="clear" w:color="auto" w:fill="F7FAFC"/>
             <w:vAlign w:val="center"/>
-            <w:tcW w:type="dxa" w:w="1170"/>
+            <w:tcW w:type="dxa" w:w="623"/>
           </w:tcPr>
           <w:p>
             <w:pPr>
@@ -1419,7 +1419,7 @@
           <w:tcPr>
             <w:shd w:val="clear" w:color="auto" w:fill="F7FAFC"/>
             <w:vAlign w:val="center"/>
-            <w:tcW w:type="dxa" w:w="1074"/>
+            <w:tcW w:type="dxa" w:w="623"/>
           </w:tcPr>
           <w:p>
             <w:pPr>
@@ -1433,7 +1433,7 @@
           <w:tcPr>
             <w:shd w:val="clear" w:color="auto" w:fill="F7FAFC"/>
             <w:vAlign w:val="center"/>
-            <w:tcW w:type="dxa" w:w="644"/>
+            <w:tcW w:type="dxa" w:w="623"/>
           </w:tcPr>
           <w:p>
             <w:pPr>
@@ -1447,7 +1447,7 @@
           <w:tcPr>
             <w:shd w:val="clear" w:color="auto" w:fill="F7FAFC"/>
             <w:vAlign w:val="center"/>
-            <w:tcW w:type="dxa" w:w="2581"/>
+            <w:tcW w:type="dxa" w:w="1535"/>
           </w:tcPr>
           <w:p>
             <w:pPr>
@@ -1476,7 +1476,7 @@
           <w:tcPr>
             <w:shd w:val="clear" w:color="auto" w:fill="F2F2F2"/>
             <w:vAlign w:val="center"/>
-            <w:tcW w:type="dxa" w:w="644"/>
+            <w:tcW w:type="dxa" w:w="537"/>
           </w:tcPr>
           <w:p>
             <w:pPr>
@@ -1499,7 +1499,7 @@
         <w:tc>
           <w:tcPr>
             <w:vAlign w:val="center"/>
-            <w:tcW w:type="dxa" w:w="4351"/>
+            <w:tcW w:type="dxa" w:w="6522"/>
           </w:tcPr>
           <w:p>
             <w:pPr>
@@ -1542,46 +1542,46 @@
         <w:tc>
           <w:tcPr>
             <w:vAlign w:val="center"/>
-            <w:tcW w:type="dxa" w:w="1170"/>
-          </w:tcPr>
-          <w:p>
-            <w:pPr>
-              <w:spacing w:before="20" w:after="20"/>
-              <w:jc w:val="center"/>
-            </w:pPr>
-            <w:r/>
-          </w:p>
-        </w:tc>
-        <w:tc>
-          <w:tcPr>
-            <w:vAlign w:val="center"/>
-            <w:tcW w:type="dxa" w:w="1074"/>
-          </w:tcPr>
-          <w:p>
-            <w:pPr>
-              <w:spacing w:before="20" w:after="20"/>
-              <w:jc w:val="center"/>
-            </w:pPr>
-            <w:r/>
-          </w:p>
-        </w:tc>
-        <w:tc>
-          <w:tcPr>
-            <w:vAlign w:val="center"/>
-            <w:tcW w:type="dxa" w:w="644"/>
-          </w:tcPr>
-          <w:p>
-            <w:pPr>
-              <w:spacing w:before="20" w:after="20"/>
-              <w:jc w:val="center"/>
-            </w:pPr>
-            <w:r/>
-          </w:p>
-        </w:tc>
-        <w:tc>
-          <w:tcPr>
-            <w:vAlign w:val="center"/>
-            <w:tcW w:type="dxa" w:w="2581"/>
+            <w:tcW w:type="dxa" w:w="623"/>
+          </w:tcPr>
+          <w:p>
+            <w:pPr>
+              <w:spacing w:before="20" w:after="20"/>
+              <w:jc w:val="center"/>
+            </w:pPr>
+            <w:r/>
+          </w:p>
+        </w:tc>
+        <w:tc>
+          <w:tcPr>
+            <w:vAlign w:val="center"/>
+            <w:tcW w:type="dxa" w:w="623"/>
+          </w:tcPr>
+          <w:p>
+            <w:pPr>
+              <w:spacing w:before="20" w:after="20"/>
+              <w:jc w:val="center"/>
+            </w:pPr>
+            <w:r/>
+          </w:p>
+        </w:tc>
+        <w:tc>
+          <w:tcPr>
+            <w:vAlign w:val="center"/>
+            <w:tcW w:type="dxa" w:w="623"/>
+          </w:tcPr>
+          <w:p>
+            <w:pPr>
+              <w:spacing w:before="20" w:after="20"/>
+              <w:jc w:val="center"/>
+            </w:pPr>
+            <w:r/>
+          </w:p>
+        </w:tc>
+        <w:tc>
+          <w:tcPr>
+            <w:vAlign w:val="center"/>
+            <w:tcW w:type="dxa" w:w="1535"/>
           </w:tcPr>
           <w:p>
             <w:pPr>
@@ -1610,7 +1610,7 @@
           <w:tcPr>
             <w:shd w:val="clear" w:color="auto" w:fill="F2F2F2"/>
             <w:vAlign w:val="center"/>
-            <w:tcW w:type="dxa" w:w="644"/>
+            <w:tcW w:type="dxa" w:w="537"/>
           </w:tcPr>
           <w:p>
             <w:pPr>
@@ -1634,7 +1634,7 @@
           <w:tcPr>
             <w:shd w:val="clear" w:color="auto" w:fill="F7FAFC"/>
             <w:vAlign w:val="center"/>
-            <w:tcW w:type="dxa" w:w="4351"/>
+            <w:tcW w:type="dxa" w:w="6522"/>
           </w:tcPr>
           <w:p>
             <w:pPr>
@@ -1678,7 +1678,7 @@
           <w:tcPr>
             <w:shd w:val="clear" w:color="auto" w:fill="F7FAFC"/>
             <w:vAlign w:val="center"/>
-            <w:tcW w:type="dxa" w:w="1170"/>
+            <w:tcW w:type="dxa" w:w="623"/>
           </w:tcPr>
           <w:p>
             <w:pPr>
@@ -1692,7 +1692,7 @@
           <w:tcPr>
             <w:shd w:val="clear" w:color="auto" w:fill="F7FAFC"/>
             <w:vAlign w:val="center"/>
-            <w:tcW w:type="dxa" w:w="1074"/>
+            <w:tcW w:type="dxa" w:w="623"/>
           </w:tcPr>
           <w:p>
             <w:pPr>
@@ -1706,7 +1706,7 @@
           <w:tcPr>
             <w:shd w:val="clear" w:color="auto" w:fill="F7FAFC"/>
             <w:vAlign w:val="center"/>
-            <w:tcW w:type="dxa" w:w="644"/>
+            <w:tcW w:type="dxa" w:w="623"/>
           </w:tcPr>
           <w:p>
             <w:pPr>
@@ -1720,7 +1720,7 @@
           <w:tcPr>
             <w:shd w:val="clear" w:color="auto" w:fill="F7FAFC"/>
             <w:vAlign w:val="center"/>
-            <w:tcW w:type="dxa" w:w="2581"/>
+            <w:tcW w:type="dxa" w:w="1535"/>
           </w:tcPr>
           <w:p>
             <w:pPr>
@@ -1739,7 +1739,7 @@
           <w:tcPr>
             <w:shd w:val="clear" w:color="auto" w:fill="F2F2F2"/>
             <w:vAlign w:val="center"/>
-            <w:tcW w:type="dxa" w:w="644"/>
+            <w:tcW w:type="dxa" w:w="537"/>
           </w:tcPr>
           <w:p>
             <w:pPr>
@@ -1762,7 +1762,7 @@
         <w:tc>
           <w:tcPr>
             <w:vAlign w:val="center"/>
-            <w:tcW w:type="dxa" w:w="4351"/>
+            <w:tcW w:type="dxa" w:w="6522"/>
           </w:tcPr>
           <w:p>
             <w:pPr>
@@ -1805,46 +1805,46 @@
         <w:tc>
           <w:tcPr>
             <w:vAlign w:val="center"/>
-            <w:tcW w:type="dxa" w:w="1170"/>
-          </w:tcPr>
-          <w:p>
-            <w:pPr>
-              <w:spacing w:before="20" w:after="20"/>
-              <w:jc w:val="center"/>
-            </w:pPr>
-            <w:r/>
-          </w:p>
-        </w:tc>
-        <w:tc>
-          <w:tcPr>
-            <w:vAlign w:val="center"/>
-            <w:tcW w:type="dxa" w:w="1074"/>
-          </w:tcPr>
-          <w:p>
-            <w:pPr>
-              <w:spacing w:before="20" w:after="20"/>
-              <w:jc w:val="center"/>
-            </w:pPr>
-            <w:r/>
-          </w:p>
-        </w:tc>
-        <w:tc>
-          <w:tcPr>
-            <w:vAlign w:val="center"/>
-            <w:tcW w:type="dxa" w:w="644"/>
-          </w:tcPr>
-          <w:p>
-            <w:pPr>
-              <w:spacing w:before="20" w:after="20"/>
-              <w:jc w:val="center"/>
-            </w:pPr>
-            <w:r/>
-          </w:p>
-        </w:tc>
-        <w:tc>
-          <w:tcPr>
-            <w:vAlign w:val="center"/>
-            <w:tcW w:type="dxa" w:w="2581"/>
+            <w:tcW w:type="dxa" w:w="623"/>
+          </w:tcPr>
+          <w:p>
+            <w:pPr>
+              <w:spacing w:before="20" w:after="20"/>
+              <w:jc w:val="center"/>
+            </w:pPr>
+            <w:r/>
+          </w:p>
+        </w:tc>
+        <w:tc>
+          <w:tcPr>
+            <w:vAlign w:val="center"/>
+            <w:tcW w:type="dxa" w:w="623"/>
+          </w:tcPr>
+          <w:p>
+            <w:pPr>
+              <w:spacing w:before="20" w:after="20"/>
+              <w:jc w:val="center"/>
+            </w:pPr>
+            <w:r/>
+          </w:p>
+        </w:tc>
+        <w:tc>
+          <w:tcPr>
+            <w:vAlign w:val="center"/>
+            <w:tcW w:type="dxa" w:w="623"/>
+          </w:tcPr>
+          <w:p>
+            <w:pPr>
+              <w:spacing w:before="20" w:after="20"/>
+              <w:jc w:val="center"/>
+            </w:pPr>
+            <w:r/>
+          </w:p>
+        </w:tc>
+        <w:tc>
+          <w:tcPr>
+            <w:vAlign w:val="center"/>
+            <w:tcW w:type="dxa" w:w="1535"/>
           </w:tcPr>
           <w:p>
             <w:pPr>
@@ -1863,7 +1863,7 @@
           <w:tcPr>
             <w:shd w:val="clear" w:color="auto" w:fill="F2F2F2"/>
             <w:vAlign w:val="center"/>
-            <w:tcW w:type="dxa" w:w="644"/>
+            <w:tcW w:type="dxa" w:w="537"/>
           </w:tcPr>
           <w:p>
             <w:pPr>
@@ -1887,7 +1887,7 @@
           <w:tcPr>
             <w:shd w:val="clear" w:color="auto" w:fill="F7FAFC"/>
             <w:vAlign w:val="center"/>
-            <w:tcW w:type="dxa" w:w="4351"/>
+            <w:tcW w:type="dxa" w:w="6522"/>
           </w:tcPr>
           <w:p>
             <w:pPr>
@@ -1931,7 +1931,7 @@
           <w:tcPr>
             <w:shd w:val="clear" w:color="auto" w:fill="F7FAFC"/>
             <w:vAlign w:val="center"/>
-            <w:tcW w:type="dxa" w:w="1170"/>
+            <w:tcW w:type="dxa" w:w="623"/>
           </w:tcPr>
           <w:p>
             <w:pPr>
@@ -1945,7 +1945,7 @@
           <w:tcPr>
             <w:shd w:val="clear" w:color="auto" w:fill="F7FAFC"/>
             <w:vAlign w:val="center"/>
-            <w:tcW w:type="dxa" w:w="1074"/>
+            <w:tcW w:type="dxa" w:w="623"/>
           </w:tcPr>
           <w:p>
             <w:pPr>
@@ -1959,7 +1959,7 @@
           <w:tcPr>
             <w:shd w:val="clear" w:color="auto" w:fill="F7FAFC"/>
             <w:vAlign w:val="center"/>
-            <w:tcW w:type="dxa" w:w="644"/>
+            <w:tcW w:type="dxa" w:w="623"/>
           </w:tcPr>
           <w:p>
             <w:pPr>
@@ -1973,7 +1973,7 @@
           <w:tcPr>
             <w:shd w:val="clear" w:color="auto" w:fill="F7FAFC"/>
             <w:vAlign w:val="center"/>
-            <w:tcW w:type="dxa" w:w="2581"/>
+            <w:tcW w:type="dxa" w:w="1535"/>
           </w:tcPr>
           <w:p>
             <w:pPr>
@@ -2002,7 +2002,7 @@
           <w:tcPr>
             <w:shd w:val="clear" w:color="auto" w:fill="F2F2F2"/>
             <w:vAlign w:val="center"/>
-            <w:tcW w:type="dxa" w:w="644"/>
+            <w:tcW w:type="dxa" w:w="537"/>
           </w:tcPr>
           <w:p>
             <w:pPr>
@@ -2025,7 +2025,7 @@
         <w:tc>
           <w:tcPr>
             <w:vAlign w:val="center"/>
-            <w:tcW w:type="dxa" w:w="4351"/>
+            <w:tcW w:type="dxa" w:w="6522"/>
           </w:tcPr>
           <w:p>
             <w:pPr>
@@ -2068,46 +2068,46 @@
         <w:tc>
           <w:tcPr>
             <w:vAlign w:val="center"/>
-            <w:tcW w:type="dxa" w:w="1170"/>
-          </w:tcPr>
-          <w:p>
-            <w:pPr>
-              <w:spacing w:before="20" w:after="20"/>
-              <w:jc w:val="center"/>
-            </w:pPr>
-            <w:r/>
-          </w:p>
-        </w:tc>
-        <w:tc>
-          <w:tcPr>
-            <w:vAlign w:val="center"/>
-            <w:tcW w:type="dxa" w:w="1074"/>
-          </w:tcPr>
-          <w:p>
-            <w:pPr>
-              <w:spacing w:before="20" w:after="20"/>
-              <w:jc w:val="center"/>
-            </w:pPr>
-            <w:r/>
-          </w:p>
-        </w:tc>
-        <w:tc>
-          <w:tcPr>
-            <w:vAlign w:val="center"/>
-            <w:tcW w:type="dxa" w:w="644"/>
-          </w:tcPr>
-          <w:p>
-            <w:pPr>
-              <w:spacing w:before="20" w:after="20"/>
-              <w:jc w:val="center"/>
-            </w:pPr>
-            <w:r/>
-          </w:p>
-        </w:tc>
-        <w:tc>
-          <w:tcPr>
-            <w:vAlign w:val="center"/>
-            <w:tcW w:type="dxa" w:w="2581"/>
+            <w:tcW w:type="dxa" w:w="623"/>
+          </w:tcPr>
+          <w:p>
+            <w:pPr>
+              <w:spacing w:before="20" w:after="20"/>
+              <w:jc w:val="center"/>
+            </w:pPr>
+            <w:r/>
+          </w:p>
+        </w:tc>
+        <w:tc>
+          <w:tcPr>
+            <w:vAlign w:val="center"/>
+            <w:tcW w:type="dxa" w:w="623"/>
+          </w:tcPr>
+          <w:p>
+            <w:pPr>
+              <w:spacing w:before="20" w:after="20"/>
+              <w:jc w:val="center"/>
+            </w:pPr>
+            <w:r/>
+          </w:p>
+        </w:tc>
+        <w:tc>
+          <w:tcPr>
+            <w:vAlign w:val="center"/>
+            <w:tcW w:type="dxa" w:w="623"/>
+          </w:tcPr>
+          <w:p>
+            <w:pPr>
+              <w:spacing w:before="20" w:after="20"/>
+              <w:jc w:val="center"/>
+            </w:pPr>
+            <w:r/>
+          </w:p>
+        </w:tc>
+        <w:tc>
+          <w:tcPr>
+            <w:vAlign w:val="center"/>
+            <w:tcW w:type="dxa" w:w="1535"/>
           </w:tcPr>
           <w:p>
             <w:pPr>
@@ -2136,7 +2136,7 @@
           <w:tcPr>
             <w:shd w:val="clear" w:color="auto" w:fill="F2F2F2"/>
             <w:vAlign w:val="center"/>
-            <w:tcW w:type="dxa" w:w="644"/>
+            <w:tcW w:type="dxa" w:w="537"/>
           </w:tcPr>
           <w:p>
             <w:pPr>
@@ -2160,7 +2160,7 @@
           <w:tcPr>
             <w:shd w:val="clear" w:color="auto" w:fill="F7FAFC"/>
             <w:vAlign w:val="center"/>
-            <w:tcW w:type="dxa" w:w="4351"/>
+            <w:tcW w:type="dxa" w:w="6522"/>
           </w:tcPr>
           <w:p>
             <w:pPr>
@@ -2204,7 +2204,7 @@
           <w:tcPr>
             <w:shd w:val="clear" w:color="auto" w:fill="F7FAFC"/>
             <w:vAlign w:val="center"/>
-            <w:tcW w:type="dxa" w:w="1170"/>
+            <w:tcW w:type="dxa" w:w="623"/>
           </w:tcPr>
           <w:p>
             <w:pPr>
@@ -2218,7 +2218,7 @@
           <w:tcPr>
             <w:shd w:val="clear" w:color="auto" w:fill="F7FAFC"/>
             <w:vAlign w:val="center"/>
-            <w:tcW w:type="dxa" w:w="1074"/>
+            <w:tcW w:type="dxa" w:w="623"/>
           </w:tcPr>
           <w:p>
             <w:pPr>
@@ -2232,7 +2232,7 @@
           <w:tcPr>
             <w:shd w:val="clear" w:color="auto" w:fill="F7FAFC"/>
             <w:vAlign w:val="center"/>
-            <w:tcW w:type="dxa" w:w="644"/>
+            <w:tcW w:type="dxa" w:w="623"/>
           </w:tcPr>
           <w:p>
             <w:pPr>
@@ -2246,7 +2246,7 @@
           <w:tcPr>
             <w:shd w:val="clear" w:color="auto" w:fill="F7FAFC"/>
             <w:vAlign w:val="center"/>
-            <w:tcW w:type="dxa" w:w="2581"/>
+            <w:tcW w:type="dxa" w:w="1535"/>
           </w:tcPr>
           <w:p>
             <w:pPr>
@@ -2275,7 +2275,7 @@
           <w:tcPr>
             <w:shd w:val="clear" w:color="auto" w:fill="F2F2F2"/>
             <w:vAlign w:val="center"/>
-            <w:tcW w:type="dxa" w:w="644"/>
+            <w:tcW w:type="dxa" w:w="537"/>
           </w:tcPr>
           <w:p>
             <w:pPr>
@@ -2298,7 +2298,7 @@
         <w:tc>
           <w:tcPr>
             <w:vAlign w:val="center"/>
-            <w:tcW w:type="dxa" w:w="4351"/>
+            <w:tcW w:type="dxa" w:w="6522"/>
           </w:tcPr>
           <w:p>
             <w:pPr>
@@ -2341,46 +2341,46 @@
         <w:tc>
           <w:tcPr>
             <w:vAlign w:val="center"/>
-            <w:tcW w:type="dxa" w:w="1170"/>
-          </w:tcPr>
-          <w:p>
-            <w:pPr>
-              <w:spacing w:before="20" w:after="20"/>
-              <w:jc w:val="center"/>
-            </w:pPr>
-            <w:r/>
-          </w:p>
-        </w:tc>
-        <w:tc>
-          <w:tcPr>
-            <w:vAlign w:val="center"/>
-            <w:tcW w:type="dxa" w:w="1074"/>
-          </w:tcPr>
-          <w:p>
-            <w:pPr>
-              <w:spacing w:before="20" w:after="20"/>
-              <w:jc w:val="center"/>
-            </w:pPr>
-            <w:r/>
-          </w:p>
-        </w:tc>
-        <w:tc>
-          <w:tcPr>
-            <w:vAlign w:val="center"/>
-            <w:tcW w:type="dxa" w:w="644"/>
-          </w:tcPr>
-          <w:p>
-            <w:pPr>
-              <w:spacing w:before="20" w:after="20"/>
-              <w:jc w:val="center"/>
-            </w:pPr>
-            <w:r/>
-          </w:p>
-        </w:tc>
-        <w:tc>
-          <w:tcPr>
-            <w:vAlign w:val="center"/>
-            <w:tcW w:type="dxa" w:w="2581"/>
+            <w:tcW w:type="dxa" w:w="623"/>
+          </w:tcPr>
+          <w:p>
+            <w:pPr>
+              <w:spacing w:before="20" w:after="20"/>
+              <w:jc w:val="center"/>
+            </w:pPr>
+            <w:r/>
+          </w:p>
+        </w:tc>
+        <w:tc>
+          <w:tcPr>
+            <w:vAlign w:val="center"/>
+            <w:tcW w:type="dxa" w:w="623"/>
+          </w:tcPr>
+          <w:p>
+            <w:pPr>
+              <w:spacing w:before="20" w:after="20"/>
+              <w:jc w:val="center"/>
+            </w:pPr>
+            <w:r/>
+          </w:p>
+        </w:tc>
+        <w:tc>
+          <w:tcPr>
+            <w:vAlign w:val="center"/>
+            <w:tcW w:type="dxa" w:w="623"/>
+          </w:tcPr>
+          <w:p>
+            <w:pPr>
+              <w:spacing w:before="20" w:after="20"/>
+              <w:jc w:val="center"/>
+            </w:pPr>
+            <w:r/>
+          </w:p>
+        </w:tc>
+        <w:tc>
+          <w:tcPr>
+            <w:vAlign w:val="center"/>
+            <w:tcW w:type="dxa" w:w="1535"/>
           </w:tcPr>
           <w:p>
             <w:pPr>
@@ -2409,7 +2409,7 @@
           <w:tcPr>
             <w:shd w:val="clear" w:color="auto" w:fill="F2F2F2"/>
             <w:vAlign w:val="center"/>
-            <w:tcW w:type="dxa" w:w="644"/>
+            <w:tcW w:type="dxa" w:w="537"/>
           </w:tcPr>
           <w:p>
             <w:pPr>
@@ -2433,7 +2433,7 @@
           <w:tcPr>
             <w:shd w:val="clear" w:color="auto" w:fill="F7FAFC"/>
             <w:vAlign w:val="center"/>
-            <w:tcW w:type="dxa" w:w="4351"/>
+            <w:tcW w:type="dxa" w:w="6522"/>
           </w:tcPr>
           <w:p>
             <w:pPr>
@@ -2477,7 +2477,7 @@
           <w:tcPr>
             <w:shd w:val="clear" w:color="auto" w:fill="F7FAFC"/>
             <w:vAlign w:val="center"/>
-            <w:tcW w:type="dxa" w:w="1170"/>
+            <w:tcW w:type="dxa" w:w="623"/>
           </w:tcPr>
           <w:p>
             <w:pPr>
@@ -2491,7 +2491,7 @@
           <w:tcPr>
             <w:shd w:val="clear" w:color="auto" w:fill="F7FAFC"/>
             <w:vAlign w:val="center"/>
-            <w:tcW w:type="dxa" w:w="1074"/>
+            <w:tcW w:type="dxa" w:w="623"/>
           </w:tcPr>
           <w:p>
             <w:pPr>
@@ -2505,7 +2505,7 @@
           <w:tcPr>
             <w:shd w:val="clear" w:color="auto" w:fill="F7FAFC"/>
             <w:vAlign w:val="center"/>
-            <w:tcW w:type="dxa" w:w="644"/>
+            <w:tcW w:type="dxa" w:w="623"/>
           </w:tcPr>
           <w:p>
             <w:pPr>
@@ -2519,7 +2519,7 @@
           <w:tcPr>
             <w:shd w:val="clear" w:color="auto" w:fill="F7FAFC"/>
             <w:vAlign w:val="center"/>
-            <w:tcW w:type="dxa" w:w="2581"/>
+            <w:tcW w:type="dxa" w:w="1535"/>
           </w:tcPr>
           <w:p>
             <w:pPr>
@@ -2548,7 +2548,7 @@
           <w:tcPr>
             <w:shd w:val="clear" w:color="auto" w:fill="F2F2F2"/>
             <w:vAlign w:val="center"/>
-            <w:tcW w:type="dxa" w:w="644"/>
+            <w:tcW w:type="dxa" w:w="537"/>
           </w:tcPr>
           <w:p>
             <w:pPr>
@@ -2571,7 +2571,7 @@
         <w:tc>
           <w:tcPr>
             <w:vAlign w:val="center"/>
-            <w:tcW w:type="dxa" w:w="4351"/>
+            <w:tcW w:type="dxa" w:w="6522"/>
           </w:tcPr>
           <w:p>
             <w:pPr>
@@ -2614,46 +2614,46 @@
         <w:tc>
           <w:tcPr>
             <w:vAlign w:val="center"/>
-            <w:tcW w:type="dxa" w:w="1170"/>
-          </w:tcPr>
-          <w:p>
-            <w:pPr>
-              <w:spacing w:before="20" w:after="20"/>
-              <w:jc w:val="center"/>
-            </w:pPr>
-            <w:r/>
-          </w:p>
-        </w:tc>
-        <w:tc>
-          <w:tcPr>
-            <w:vAlign w:val="center"/>
-            <w:tcW w:type="dxa" w:w="1074"/>
-          </w:tcPr>
-          <w:p>
-            <w:pPr>
-              <w:spacing w:before="20" w:after="20"/>
-              <w:jc w:val="center"/>
-            </w:pPr>
-            <w:r/>
-          </w:p>
-        </w:tc>
-        <w:tc>
-          <w:tcPr>
-            <w:vAlign w:val="center"/>
-            <w:tcW w:type="dxa" w:w="644"/>
-          </w:tcPr>
-          <w:p>
-            <w:pPr>
-              <w:spacing w:before="20" w:after="20"/>
-              <w:jc w:val="center"/>
-            </w:pPr>
-            <w:r/>
-          </w:p>
-        </w:tc>
-        <w:tc>
-          <w:tcPr>
-            <w:vAlign w:val="center"/>
-            <w:tcW w:type="dxa" w:w="2581"/>
+            <w:tcW w:type="dxa" w:w="623"/>
+          </w:tcPr>
+          <w:p>
+            <w:pPr>
+              <w:spacing w:before="20" w:after="20"/>
+              <w:jc w:val="center"/>
+            </w:pPr>
+            <w:r/>
+          </w:p>
+        </w:tc>
+        <w:tc>
+          <w:tcPr>
+            <w:vAlign w:val="center"/>
+            <w:tcW w:type="dxa" w:w="623"/>
+          </w:tcPr>
+          <w:p>
+            <w:pPr>
+              <w:spacing w:before="20" w:after="20"/>
+              <w:jc w:val="center"/>
+            </w:pPr>
+            <w:r/>
+          </w:p>
+        </w:tc>
+        <w:tc>
+          <w:tcPr>
+            <w:vAlign w:val="center"/>
+            <w:tcW w:type="dxa" w:w="623"/>
+          </w:tcPr>
+          <w:p>
+            <w:pPr>
+              <w:spacing w:before="20" w:after="20"/>
+              <w:jc w:val="center"/>
+            </w:pPr>
+            <w:r/>
+          </w:p>
+        </w:tc>
+        <w:tc>
+          <w:tcPr>
+            <w:vAlign w:val="center"/>
+            <w:tcW w:type="dxa" w:w="1535"/>
           </w:tcPr>
           <w:p>
             <w:pPr>
@@ -2682,7 +2682,7 @@
           <w:tcPr>
             <w:shd w:val="clear" w:color="auto" w:fill="F2F2F2"/>
             <w:vAlign w:val="center"/>
-            <w:tcW w:type="dxa" w:w="644"/>
+            <w:tcW w:type="dxa" w:w="537"/>
           </w:tcPr>
           <w:p>
             <w:pPr>
@@ -2706,7 +2706,7 @@
           <w:tcPr>
             <w:shd w:val="clear" w:color="auto" w:fill="F7FAFC"/>
             <w:vAlign w:val="center"/>
-            <w:tcW w:type="dxa" w:w="4351"/>
+            <w:tcW w:type="dxa" w:w="6522"/>
           </w:tcPr>
           <w:p>
             <w:pPr>
@@ -2750,7 +2750,7 @@
           <w:tcPr>
             <w:shd w:val="clear" w:color="auto" w:fill="F7FAFC"/>
             <w:vAlign w:val="center"/>
-            <w:tcW w:type="dxa" w:w="1170"/>
+            <w:tcW w:type="dxa" w:w="623"/>
           </w:tcPr>
           <w:p>
             <w:pPr>
@@ -2764,7 +2764,7 @@
           <w:tcPr>
             <w:shd w:val="clear" w:color="auto" w:fill="F7FAFC"/>
             <w:vAlign w:val="center"/>
-            <w:tcW w:type="dxa" w:w="1074"/>
+            <w:tcW w:type="dxa" w:w="623"/>
           </w:tcPr>
           <w:p>
             <w:pPr>
@@ -2778,7 +2778,7 @@
           <w:tcPr>
             <w:shd w:val="clear" w:color="auto" w:fill="F7FAFC"/>
             <w:vAlign w:val="center"/>
-            <w:tcW w:type="dxa" w:w="644"/>
+            <w:tcW w:type="dxa" w:w="623"/>
           </w:tcPr>
           <w:p>
             <w:pPr>
@@ -2792,7 +2792,7 @@
           <w:tcPr>
             <w:shd w:val="clear" w:color="auto" w:fill="F7FAFC"/>
             <w:vAlign w:val="center"/>
-            <w:tcW w:type="dxa" w:w="2581"/>
+            <w:tcW w:type="dxa" w:w="1535"/>
           </w:tcPr>
           <w:p>
             <w:pPr>
@@ -2821,7 +2821,7 @@
           <w:tcPr>
             <w:shd w:val="clear" w:color="auto" w:fill="F2F2F2"/>
             <w:vAlign w:val="center"/>
-            <w:tcW w:type="dxa" w:w="644"/>
+            <w:tcW w:type="dxa" w:w="537"/>
           </w:tcPr>
           <w:p>
             <w:pPr>
@@ -2844,7 +2844,7 @@
         <w:tc>
           <w:tcPr>
             <w:vAlign w:val="center"/>
-            <w:tcW w:type="dxa" w:w="4351"/>
+            <w:tcW w:type="dxa" w:w="6522"/>
           </w:tcPr>
           <w:p>
             <w:pPr>
@@ -2887,46 +2887,46 @@
         <w:tc>
           <w:tcPr>
             <w:vAlign w:val="center"/>
-            <w:tcW w:type="dxa" w:w="1170"/>
-          </w:tcPr>
-          <w:p>
-            <w:pPr>
-              <w:spacing w:before="20" w:after="20"/>
-              <w:jc w:val="center"/>
-            </w:pPr>
-            <w:r/>
-          </w:p>
-        </w:tc>
-        <w:tc>
-          <w:tcPr>
-            <w:vAlign w:val="center"/>
-            <w:tcW w:type="dxa" w:w="1074"/>
-          </w:tcPr>
-          <w:p>
-            <w:pPr>
-              <w:spacing w:before="20" w:after="20"/>
-              <w:jc w:val="center"/>
-            </w:pPr>
-            <w:r/>
-          </w:p>
-        </w:tc>
-        <w:tc>
-          <w:tcPr>
-            <w:vAlign w:val="center"/>
-            <w:tcW w:type="dxa" w:w="644"/>
-          </w:tcPr>
-          <w:p>
-            <w:pPr>
-              <w:spacing w:before="20" w:after="20"/>
-              <w:jc w:val="center"/>
-            </w:pPr>
-            <w:r/>
-          </w:p>
-        </w:tc>
-        <w:tc>
-          <w:tcPr>
-            <w:vAlign w:val="center"/>
-            <w:tcW w:type="dxa" w:w="2581"/>
+            <w:tcW w:type="dxa" w:w="623"/>
+          </w:tcPr>
+          <w:p>
+            <w:pPr>
+              <w:spacing w:before="20" w:after="20"/>
+              <w:jc w:val="center"/>
+            </w:pPr>
+            <w:r/>
+          </w:p>
+        </w:tc>
+        <w:tc>
+          <w:tcPr>
+            <w:vAlign w:val="center"/>
+            <w:tcW w:type="dxa" w:w="623"/>
+          </w:tcPr>
+          <w:p>
+            <w:pPr>
+              <w:spacing w:before="20" w:after="20"/>
+              <w:jc w:val="center"/>
+            </w:pPr>
+            <w:r/>
+          </w:p>
+        </w:tc>
+        <w:tc>
+          <w:tcPr>
+            <w:vAlign w:val="center"/>
+            <w:tcW w:type="dxa" w:w="623"/>
+          </w:tcPr>
+          <w:p>
+            <w:pPr>
+              <w:spacing w:before="20" w:after="20"/>
+              <w:jc w:val="center"/>
+            </w:pPr>
+            <w:r/>
+          </w:p>
+        </w:tc>
+        <w:tc>
+          <w:tcPr>
+            <w:vAlign w:val="center"/>
+            <w:tcW w:type="dxa" w:w="1535"/>
           </w:tcPr>
           <w:p>
             <w:pPr>
@@ -2955,7 +2955,7 @@
           <w:tcPr>
             <w:shd w:val="clear" w:color="auto" w:fill="F2F2F2"/>
             <w:vAlign w:val="center"/>
-            <w:tcW w:type="dxa" w:w="644"/>
+            <w:tcW w:type="dxa" w:w="537"/>
           </w:tcPr>
           <w:p>
             <w:pPr>
@@ -2979,7 +2979,7 @@
           <w:tcPr>
             <w:shd w:val="clear" w:color="auto" w:fill="F7FAFC"/>
             <w:vAlign w:val="center"/>
-            <w:tcW w:type="dxa" w:w="4351"/>
+            <w:tcW w:type="dxa" w:w="6522"/>
           </w:tcPr>
           <w:p>
             <w:pPr>
@@ -3023,7 +3023,7 @@
           <w:tcPr>
             <w:shd w:val="clear" w:color="auto" w:fill="F7FAFC"/>
             <w:vAlign w:val="center"/>
-            <w:tcW w:type="dxa" w:w="1170"/>
+            <w:tcW w:type="dxa" w:w="623"/>
           </w:tcPr>
           <w:p>
             <w:pPr>
@@ -3037,7 +3037,7 @@
           <w:tcPr>
             <w:shd w:val="clear" w:color="auto" w:fill="F7FAFC"/>
             <w:vAlign w:val="center"/>
-            <w:tcW w:type="dxa" w:w="1074"/>
+            <w:tcW w:type="dxa" w:w="623"/>
           </w:tcPr>
           <w:p>
             <w:pPr>
@@ -3051,7 +3051,7 @@
           <w:tcPr>
             <w:shd w:val="clear" w:color="auto" w:fill="F7FAFC"/>
             <w:vAlign w:val="center"/>
-            <w:tcW w:type="dxa" w:w="644"/>
+            <w:tcW w:type="dxa" w:w="623"/>
           </w:tcPr>
           <w:p>
             <w:pPr>
@@ -3065,7 +3065,7 @@
           <w:tcPr>
             <w:shd w:val="clear" w:color="auto" w:fill="F7FAFC"/>
             <w:vAlign w:val="center"/>
-            <w:tcW w:type="dxa" w:w="2581"/>
+            <w:tcW w:type="dxa" w:w="1535"/>
           </w:tcPr>
           <w:p>
             <w:pPr>
@@ -3094,7 +3094,7 @@
           <w:tcPr>
             <w:shd w:val="clear" w:color="auto" w:fill="F2F2F2"/>
             <w:vAlign w:val="center"/>
-            <w:tcW w:type="dxa" w:w="644"/>
+            <w:tcW w:type="dxa" w:w="537"/>
           </w:tcPr>
           <w:p>
             <w:pPr>
@@ -3117,7 +3117,7 @@
         <w:tc>
           <w:tcPr>
             <w:vAlign w:val="center"/>
-            <w:tcW w:type="dxa" w:w="4351"/>
+            <w:tcW w:type="dxa" w:w="6522"/>
           </w:tcPr>
           <w:p>
             <w:pPr>
@@ -3160,46 +3160,46 @@
         <w:tc>
           <w:tcPr>
             <w:vAlign w:val="center"/>
-            <w:tcW w:type="dxa" w:w="1170"/>
-          </w:tcPr>
-          <w:p>
-            <w:pPr>
-              <w:spacing w:before="20" w:after="20"/>
-              <w:jc w:val="center"/>
-            </w:pPr>
-            <w:r/>
-          </w:p>
-        </w:tc>
-        <w:tc>
-          <w:tcPr>
-            <w:vAlign w:val="center"/>
-            <w:tcW w:type="dxa" w:w="1074"/>
-          </w:tcPr>
-          <w:p>
-            <w:pPr>
-              <w:spacing w:before="20" w:after="20"/>
-              <w:jc w:val="center"/>
-            </w:pPr>
-            <w:r/>
-          </w:p>
-        </w:tc>
-        <w:tc>
-          <w:tcPr>
-            <w:vAlign w:val="center"/>
-            <w:tcW w:type="dxa" w:w="644"/>
-          </w:tcPr>
-          <w:p>
-            <w:pPr>
-              <w:spacing w:before="20" w:after="20"/>
-              <w:jc w:val="center"/>
-            </w:pPr>
-            <w:r/>
-          </w:p>
-        </w:tc>
-        <w:tc>
-          <w:tcPr>
-            <w:vAlign w:val="center"/>
-            <w:tcW w:type="dxa" w:w="2581"/>
+            <w:tcW w:type="dxa" w:w="623"/>
+          </w:tcPr>
+          <w:p>
+            <w:pPr>
+              <w:spacing w:before="20" w:after="20"/>
+              <w:jc w:val="center"/>
+            </w:pPr>
+            <w:r/>
+          </w:p>
+        </w:tc>
+        <w:tc>
+          <w:tcPr>
+            <w:vAlign w:val="center"/>
+            <w:tcW w:type="dxa" w:w="623"/>
+          </w:tcPr>
+          <w:p>
+            <w:pPr>
+              <w:spacing w:before="20" w:after="20"/>
+              <w:jc w:val="center"/>
+            </w:pPr>
+            <w:r/>
+          </w:p>
+        </w:tc>
+        <w:tc>
+          <w:tcPr>
+            <w:vAlign w:val="center"/>
+            <w:tcW w:type="dxa" w:w="623"/>
+          </w:tcPr>
+          <w:p>
+            <w:pPr>
+              <w:spacing w:before="20" w:after="20"/>
+              <w:jc w:val="center"/>
+            </w:pPr>
+            <w:r/>
+          </w:p>
+        </w:tc>
+        <w:tc>
+          <w:tcPr>
+            <w:vAlign w:val="center"/>
+            <w:tcW w:type="dxa" w:w="1535"/>
           </w:tcPr>
           <w:p>
             <w:pPr>
@@ -3228,7 +3228,7 @@
           <w:tcPr>
             <w:shd w:val="clear" w:color="auto" w:fill="F2F2F2"/>
             <w:vAlign w:val="center"/>
-            <w:tcW w:type="dxa" w:w="644"/>
+            <w:tcW w:type="dxa" w:w="537"/>
           </w:tcPr>
           <w:p>
             <w:pPr>
@@ -3252,7 +3252,7 @@
           <w:tcPr>
             <w:shd w:val="clear" w:color="auto" w:fill="F7FAFC"/>
             <w:vAlign w:val="center"/>
-            <w:tcW w:type="dxa" w:w="4351"/>
+            <w:tcW w:type="dxa" w:w="6522"/>
           </w:tcPr>
           <w:p>
             <w:pPr>
@@ -3296,7 +3296,7 @@
           <w:tcPr>
             <w:shd w:val="clear" w:color="auto" w:fill="F7FAFC"/>
             <w:vAlign w:val="center"/>
-            <w:tcW w:type="dxa" w:w="1170"/>
+            <w:tcW w:type="dxa" w:w="623"/>
           </w:tcPr>
           <w:p>
             <w:pPr>
@@ -3310,7 +3310,7 @@
           <w:tcPr>
             <w:shd w:val="clear" w:color="auto" w:fill="F7FAFC"/>
             <w:vAlign w:val="center"/>
-            <w:tcW w:type="dxa" w:w="1074"/>
+            <w:tcW w:type="dxa" w:w="623"/>
           </w:tcPr>
           <w:p>
             <w:pPr>
@@ -3324,7 +3324,7 @@
           <w:tcPr>
             <w:shd w:val="clear" w:color="auto" w:fill="F7FAFC"/>
             <w:vAlign w:val="center"/>
-            <w:tcW w:type="dxa" w:w="644"/>
+            <w:tcW w:type="dxa" w:w="623"/>
           </w:tcPr>
           <w:p>
             <w:pPr>
@@ -3338,7 +3338,7 @@
           <w:tcPr>
             <w:shd w:val="clear" w:color="auto" w:fill="F7FAFC"/>
             <w:vAlign w:val="center"/>
-            <w:tcW w:type="dxa" w:w="2581"/>
+            <w:tcW w:type="dxa" w:w="1535"/>
           </w:tcPr>
           <w:p>
             <w:pPr>
@@ -3367,7 +3367,7 @@
           <w:tcPr>
             <w:shd w:val="clear" w:color="auto" w:fill="F2F2F2"/>
             <w:vAlign w:val="center"/>
-            <w:tcW w:type="dxa" w:w="644"/>
+            <w:tcW w:type="dxa" w:w="537"/>
           </w:tcPr>
           <w:p>
             <w:pPr>
@@ -3390,7 +3390,7 @@
         <w:tc>
           <w:tcPr>
             <w:vAlign w:val="center"/>
-            <w:tcW w:type="dxa" w:w="4351"/>
+            <w:tcW w:type="dxa" w:w="6522"/>
           </w:tcPr>
           <w:p>
             <w:pPr>
@@ -3433,46 +3433,46 @@
         <w:tc>
           <w:tcPr>
             <w:vAlign w:val="center"/>
-            <w:tcW w:type="dxa" w:w="1170"/>
-          </w:tcPr>
-          <w:p>
-            <w:pPr>
-              <w:spacing w:before="20" w:after="20"/>
-              <w:jc w:val="center"/>
-            </w:pPr>
-            <w:r/>
-          </w:p>
-        </w:tc>
-        <w:tc>
-          <w:tcPr>
-            <w:vAlign w:val="center"/>
-            <w:tcW w:type="dxa" w:w="1074"/>
-          </w:tcPr>
-          <w:p>
-            <w:pPr>
-              <w:spacing w:before="20" w:after="20"/>
-              <w:jc w:val="center"/>
-            </w:pPr>
-            <w:r/>
-          </w:p>
-        </w:tc>
-        <w:tc>
-          <w:tcPr>
-            <w:vAlign w:val="center"/>
-            <w:tcW w:type="dxa" w:w="644"/>
-          </w:tcPr>
-          <w:p>
-            <w:pPr>
-              <w:spacing w:before="20" w:after="20"/>
-              <w:jc w:val="center"/>
-            </w:pPr>
-            <w:r/>
-          </w:p>
-        </w:tc>
-        <w:tc>
-          <w:tcPr>
-            <w:vAlign w:val="center"/>
-            <w:tcW w:type="dxa" w:w="2581"/>
+            <w:tcW w:type="dxa" w:w="623"/>
+          </w:tcPr>
+          <w:p>
+            <w:pPr>
+              <w:spacing w:before="20" w:after="20"/>
+              <w:jc w:val="center"/>
+            </w:pPr>
+            <w:r/>
+          </w:p>
+        </w:tc>
+        <w:tc>
+          <w:tcPr>
+            <w:vAlign w:val="center"/>
+            <w:tcW w:type="dxa" w:w="623"/>
+          </w:tcPr>
+          <w:p>
+            <w:pPr>
+              <w:spacing w:before="20" w:after="20"/>
+              <w:jc w:val="center"/>
+            </w:pPr>
+            <w:r/>
+          </w:p>
+        </w:tc>
+        <w:tc>
+          <w:tcPr>
+            <w:vAlign w:val="center"/>
+            <w:tcW w:type="dxa" w:w="623"/>
+          </w:tcPr>
+          <w:p>
+            <w:pPr>
+              <w:spacing w:before="20" w:after="20"/>
+              <w:jc w:val="center"/>
+            </w:pPr>
+            <w:r/>
+          </w:p>
+        </w:tc>
+        <w:tc>
+          <w:tcPr>
+            <w:vAlign w:val="center"/>
+            <w:tcW w:type="dxa" w:w="1535"/>
           </w:tcPr>
           <w:p>
             <w:pPr>
@@ -3491,7 +3491,7 @@
           <w:tcPr>
             <w:shd w:val="clear" w:color="auto" w:fill="F2F2F2"/>
             <w:vAlign w:val="center"/>
-            <w:tcW w:type="dxa" w:w="644"/>
+            <w:tcW w:type="dxa" w:w="537"/>
           </w:tcPr>
           <w:p>
             <w:pPr>
@@ -3515,7 +3515,7 @@
           <w:tcPr>
             <w:shd w:val="clear" w:color="auto" w:fill="F7FAFC"/>
             <w:vAlign w:val="center"/>
-            <w:tcW w:type="dxa" w:w="4351"/>
+            <w:tcW w:type="dxa" w:w="6522"/>
           </w:tcPr>
           <w:p>
             <w:pPr>
@@ -3559,7 +3559,7 @@
           <w:tcPr>
             <w:shd w:val="clear" w:color="auto" w:fill="F7FAFC"/>
             <w:vAlign w:val="center"/>
-            <w:tcW w:type="dxa" w:w="1170"/>
+            <w:tcW w:type="dxa" w:w="623"/>
           </w:tcPr>
           <w:p>
             <w:pPr>
@@ -3573,7 +3573,7 @@
           <w:tcPr>
             <w:shd w:val="clear" w:color="auto" w:fill="F7FAFC"/>
             <w:vAlign w:val="center"/>
-            <w:tcW w:type="dxa" w:w="1074"/>
+            <w:tcW w:type="dxa" w:w="623"/>
           </w:tcPr>
           <w:p>
             <w:pPr>
@@ -3587,7 +3587,7 @@
           <w:tcPr>
             <w:shd w:val="clear" w:color="auto" w:fill="F7FAFC"/>
             <w:vAlign w:val="center"/>
-            <w:tcW w:type="dxa" w:w="644"/>
+            <w:tcW w:type="dxa" w:w="623"/>
           </w:tcPr>
           <w:p>
             <w:pPr>
@@ -3601,7 +3601,7 @@
           <w:tcPr>
             <w:shd w:val="clear" w:color="auto" w:fill="F7FAFC"/>
             <w:vAlign w:val="center"/>
-            <w:tcW w:type="dxa" w:w="2581"/>
+            <w:tcW w:type="dxa" w:w="1535"/>
           </w:tcPr>
           <w:p>
             <w:pPr>
@@ -3620,7 +3620,7 @@
           <w:tcPr>
             <w:shd w:val="clear" w:color="auto" w:fill="F2F2F2"/>
             <w:vAlign w:val="center"/>
-            <w:tcW w:type="dxa" w:w="644"/>
+            <w:tcW w:type="dxa" w:w="537"/>
           </w:tcPr>
           <w:p>
             <w:pPr>
@@ -3643,7 +3643,7 @@
         <w:tc>
           <w:tcPr>
             <w:vAlign w:val="center"/>
-            <w:tcW w:type="dxa" w:w="4351"/>
+            <w:tcW w:type="dxa" w:w="6522"/>
           </w:tcPr>
           <w:p>
             <w:pPr>
@@ -3686,46 +3686,46 @@
         <w:tc>
           <w:tcPr>
             <w:vAlign w:val="center"/>
-            <w:tcW w:type="dxa" w:w="1170"/>
-          </w:tcPr>
-          <w:p>
-            <w:pPr>
-              <w:spacing w:before="20" w:after="20"/>
-              <w:jc w:val="center"/>
-            </w:pPr>
-            <w:r/>
-          </w:p>
-        </w:tc>
-        <w:tc>
-          <w:tcPr>
-            <w:vAlign w:val="center"/>
-            <w:tcW w:type="dxa" w:w="1074"/>
-          </w:tcPr>
-          <w:p>
-            <w:pPr>
-              <w:spacing w:before="20" w:after="20"/>
-              <w:jc w:val="center"/>
-            </w:pPr>
-            <w:r/>
-          </w:p>
-        </w:tc>
-        <w:tc>
-          <w:tcPr>
-            <w:vAlign w:val="center"/>
-            <w:tcW w:type="dxa" w:w="644"/>
-          </w:tcPr>
-          <w:p>
-            <w:pPr>
-              <w:spacing w:before="20" w:after="20"/>
-              <w:jc w:val="center"/>
-            </w:pPr>
-            <w:r/>
-          </w:p>
-        </w:tc>
-        <w:tc>
-          <w:tcPr>
-            <w:vAlign w:val="center"/>
-            <w:tcW w:type="dxa" w:w="2581"/>
+            <w:tcW w:type="dxa" w:w="623"/>
+          </w:tcPr>
+          <w:p>
+            <w:pPr>
+              <w:spacing w:before="20" w:after="20"/>
+              <w:jc w:val="center"/>
+            </w:pPr>
+            <w:r/>
+          </w:p>
+        </w:tc>
+        <w:tc>
+          <w:tcPr>
+            <w:vAlign w:val="center"/>
+            <w:tcW w:type="dxa" w:w="623"/>
+          </w:tcPr>
+          <w:p>
+            <w:pPr>
+              <w:spacing w:before="20" w:after="20"/>
+              <w:jc w:val="center"/>
+            </w:pPr>
+            <w:r/>
+          </w:p>
+        </w:tc>
+        <w:tc>
+          <w:tcPr>
+            <w:vAlign w:val="center"/>
+            <w:tcW w:type="dxa" w:w="623"/>
+          </w:tcPr>
+          <w:p>
+            <w:pPr>
+              <w:spacing w:before="20" w:after="20"/>
+              <w:jc w:val="center"/>
+            </w:pPr>
+            <w:r/>
+          </w:p>
+        </w:tc>
+        <w:tc>
+          <w:tcPr>
+            <w:vAlign w:val="center"/>
+            <w:tcW w:type="dxa" w:w="1535"/>
           </w:tcPr>
           <w:p>
             <w:pPr>
@@ -3744,7 +3744,7 @@
           <w:tcPr>
             <w:shd w:val="clear" w:color="auto" w:fill="F2F2F2"/>
             <w:vAlign w:val="center"/>
-            <w:tcW w:type="dxa" w:w="644"/>
+            <w:tcW w:type="dxa" w:w="537"/>
           </w:tcPr>
           <w:p>
             <w:pPr>
@@ -3768,7 +3768,7 @@
           <w:tcPr>
             <w:shd w:val="clear" w:color="auto" w:fill="F7FAFC"/>
             <w:vAlign w:val="center"/>
-            <w:tcW w:type="dxa" w:w="4351"/>
+            <w:tcW w:type="dxa" w:w="6522"/>
           </w:tcPr>
           <w:p>
             <w:pPr>
@@ -3812,7 +3812,7 @@
           <w:tcPr>
             <w:shd w:val="clear" w:color="auto" w:fill="F7FAFC"/>
             <w:vAlign w:val="center"/>
-            <w:tcW w:type="dxa" w:w="1170"/>
+            <w:tcW w:type="dxa" w:w="623"/>
           </w:tcPr>
           <w:p>
             <w:pPr>
@@ -3826,7 +3826,7 @@
           <w:tcPr>
             <w:shd w:val="clear" w:color="auto" w:fill="F7FAFC"/>
             <w:vAlign w:val="center"/>
-            <w:tcW w:type="dxa" w:w="1074"/>
+            <w:tcW w:type="dxa" w:w="623"/>
           </w:tcPr>
           <w:p>
             <w:pPr>
@@ -3840,7 +3840,7 @@
           <w:tcPr>
             <w:shd w:val="clear" w:color="auto" w:fill="F7FAFC"/>
             <w:vAlign w:val="center"/>
-            <w:tcW w:type="dxa" w:w="644"/>
+            <w:tcW w:type="dxa" w:w="623"/>
           </w:tcPr>
           <w:p>
             <w:pPr>
@@ -3854,7 +3854,7 @@
           <w:tcPr>
             <w:shd w:val="clear" w:color="auto" w:fill="F7FAFC"/>
             <w:vAlign w:val="center"/>
-            <w:tcW w:type="dxa" w:w="2581"/>
+            <w:tcW w:type="dxa" w:w="1535"/>
           </w:tcPr>
           <w:p>
             <w:pPr>
@@ -4383,11 +4383,11 @@
         </w:tblBorders>
       </w:tblPr>
       <w:tblGrid>
-        <w:gridCol w:w="581"/>
-        <w:gridCol w:w="3929"/>
-        <w:gridCol w:w="1056"/>
-        <w:gridCol w:w="970"/>
-        <w:gridCol w:w="3929"/>
+        <w:gridCol w:w="537"/>
+        <w:gridCol w:w="6868"/>
+        <w:gridCol w:w="623"/>
+        <w:gridCol w:w="623"/>
+        <w:gridCol w:w="1813"/>
       </w:tblGrid>
       <w:tr>
         <w:trPr>
@@ -4398,7 +4398,7 @@
           <w:tcPr>
             <w:shd w:val="clear" w:color="auto" w:fill="2B547E"/>
             <w:vAlign w:val="center"/>
-            <w:tcW w:type="dxa" w:w="581"/>
+            <w:tcW w:type="dxa" w:w="537"/>
           </w:tcPr>
           <w:p>
             <w:pPr>
@@ -4423,7 +4423,7 @@
           <w:tcPr>
             <w:shd w:val="clear" w:color="auto" w:fill="2B547E"/>
             <w:vAlign w:val="center"/>
-            <w:tcW w:type="dxa" w:w="3929"/>
+            <w:tcW w:type="dxa" w:w="6868"/>
           </w:tcPr>
           <w:p>
             <w:pPr>
@@ -4468,7 +4468,7 @@
           <w:tcPr>
             <w:shd w:val="clear" w:color="auto" w:fill="2B547E"/>
             <w:vAlign w:val="center"/>
-            <w:tcW w:type="dxa" w:w="1056"/>
+            <w:tcW w:type="dxa" w:w="623"/>
           </w:tcPr>
           <w:p>
             <w:pPr>
@@ -4513,7 +4513,7 @@
           <w:tcPr>
             <w:shd w:val="clear" w:color="auto" w:fill="2B547E"/>
             <w:vAlign w:val="center"/>
-            <w:tcW w:type="dxa" w:w="970"/>
+            <w:tcW w:type="dxa" w:w="623"/>
           </w:tcPr>
           <w:p>
             <w:pPr>
@@ -4558,7 +4558,7 @@
           <w:tcPr>
             <w:shd w:val="clear" w:color="auto" w:fill="2B547E"/>
             <w:vAlign w:val="center"/>
-            <w:tcW w:type="dxa" w:w="3929"/>
+            <w:tcW w:type="dxa" w:w="1813"/>
           </w:tcPr>
           <w:p>
             <w:pPr>
@@ -4608,7 +4608,7 @@
           <w:tcPr>
             <w:shd w:val="clear" w:color="auto" w:fill="F2F2F2"/>
             <w:vAlign w:val="center"/>
-            <w:tcW w:type="dxa" w:w="581"/>
+            <w:tcW w:type="dxa" w:w="537"/>
           </w:tcPr>
           <w:p>
             <w:pPr>
@@ -4632,7 +4632,7 @@
         <w:tc>
           <w:tcPr>
             <w:vAlign w:val="center"/>
-            <w:tcW w:type="dxa" w:w="3929"/>
+            <w:tcW w:type="dxa" w:w="6868"/>
           </w:tcPr>
           <w:p>
             <w:pPr>
@@ -4676,7 +4676,7 @@
         <w:tc>
           <w:tcPr>
             <w:vAlign w:val="center"/>
-            <w:tcW w:type="dxa" w:w="1056"/>
+            <w:tcW w:type="dxa" w:w="623"/>
           </w:tcPr>
           <w:p>
             <w:pPr>
@@ -4690,7 +4690,7 @@
         <w:tc>
           <w:tcPr>
             <w:vAlign w:val="center"/>
-            <w:tcW w:type="dxa" w:w="970"/>
+            <w:tcW w:type="dxa" w:w="623"/>
           </w:tcPr>
           <w:p>
             <w:pPr>
@@ -4704,7 +4704,7 @@
         <w:tc>
           <w:tcPr>
             <w:vAlign w:val="center"/>
-            <w:tcW w:type="dxa" w:w="3929"/>
+            <w:tcW w:type="dxa" w:w="1813"/>
           </w:tcPr>
           <w:p>
             <w:pPr>
@@ -4724,7 +4724,7 @@
           <w:tcPr>
             <w:shd w:val="clear" w:color="auto" w:fill="F2F2F2"/>
             <w:vAlign w:val="center"/>
-            <w:tcW w:type="dxa" w:w="581"/>
+            <w:tcW w:type="dxa" w:w="537"/>
           </w:tcPr>
           <w:p>
             <w:pPr>
@@ -4749,7 +4749,7 @@
           <w:tcPr>
             <w:shd w:val="clear" w:color="auto" w:fill="F7FAFC"/>
             <w:vAlign w:val="center"/>
-            <w:tcW w:type="dxa" w:w="3929"/>
+            <w:tcW w:type="dxa" w:w="6868"/>
           </w:tcPr>
           <w:p>
             <w:pPr>
@@ -4794,7 +4794,7 @@
           <w:tcPr>
             <w:shd w:val="clear" w:color="auto" w:fill="F7FAFC"/>
             <w:vAlign w:val="center"/>
-            <w:tcW w:type="dxa" w:w="1056"/>
+            <w:tcW w:type="dxa" w:w="623"/>
           </w:tcPr>
           <w:p>
             <w:pPr>
@@ -4809,7 +4809,7 @@
           <w:tcPr>
             <w:shd w:val="clear" w:color="auto" w:fill="F7FAFC"/>
             <w:vAlign w:val="center"/>
-            <w:tcW w:type="dxa" w:w="970"/>
+            <w:tcW w:type="dxa" w:w="623"/>
           </w:tcPr>
           <w:p>
             <w:pPr>
@@ -4824,7 +4824,7 @@
           <w:tcPr>
             <w:shd w:val="clear" w:color="auto" w:fill="F7FAFC"/>
             <w:vAlign w:val="center"/>
-            <w:tcW w:type="dxa" w:w="3929"/>
+            <w:tcW w:type="dxa" w:w="1813"/>
           </w:tcPr>
           <w:p>
             <w:pPr>
@@ -4844,7 +4844,7 @@
           <w:tcPr>
             <w:shd w:val="clear" w:color="auto" w:fill="F2F2F2"/>
             <w:vAlign w:val="center"/>
-            <w:tcW w:type="dxa" w:w="581"/>
+            <w:tcW w:type="dxa" w:w="537"/>
           </w:tcPr>
           <w:p>
             <w:pPr>
@@ -4867,7 +4867,7 @@
         <w:tc>
           <w:tcPr>
             <w:vAlign w:val="center"/>
-            <w:tcW w:type="dxa" w:w="3929"/>
+            <w:tcW w:type="dxa" w:w="6868"/>
           </w:tcPr>
           <w:p>
             <w:pPr>
@@ -4910,33 +4910,33 @@
         <w:tc>
           <w:tcPr>
             <w:vAlign w:val="center"/>
-            <w:tcW w:type="dxa" w:w="1056"/>
-          </w:tcPr>
-          <w:p>
-            <w:pPr>
-              <w:spacing w:before="20" w:after="20"/>
-              <w:jc w:val="center"/>
-            </w:pPr>
-            <w:r/>
-          </w:p>
-        </w:tc>
-        <w:tc>
-          <w:tcPr>
-            <w:vAlign w:val="center"/>
-            <w:tcW w:type="dxa" w:w="970"/>
-          </w:tcPr>
-          <w:p>
-            <w:pPr>
-              <w:spacing w:before="20" w:after="20"/>
-              <w:jc w:val="center"/>
-            </w:pPr>
-            <w:r/>
-          </w:p>
-        </w:tc>
-        <w:tc>
-          <w:tcPr>
-            <w:vAlign w:val="center"/>
-            <w:tcW w:type="dxa" w:w="3929"/>
+            <w:tcW w:type="dxa" w:w="623"/>
+          </w:tcPr>
+          <w:p>
+            <w:pPr>
+              <w:spacing w:before="20" w:after="20"/>
+              <w:jc w:val="center"/>
+            </w:pPr>
+            <w:r/>
+          </w:p>
+        </w:tc>
+        <w:tc>
+          <w:tcPr>
+            <w:vAlign w:val="center"/>
+            <w:tcW w:type="dxa" w:w="623"/>
+          </w:tcPr>
+          <w:p>
+            <w:pPr>
+              <w:spacing w:before="20" w:after="20"/>
+              <w:jc w:val="center"/>
+            </w:pPr>
+            <w:r/>
+          </w:p>
+        </w:tc>
+        <w:tc>
+          <w:tcPr>
+            <w:vAlign w:val="center"/>
+            <w:tcW w:type="dxa" w:w="1813"/>
           </w:tcPr>
           <w:p>
             <w:pPr>
@@ -4955,7 +4955,7 @@
           <w:tcPr>
             <w:shd w:val="clear" w:color="auto" w:fill="F2F2F2"/>
             <w:vAlign w:val="center"/>
-            <w:tcW w:type="dxa" w:w="581"/>
+            <w:tcW w:type="dxa" w:w="537"/>
           </w:tcPr>
           <w:p>
             <w:pPr>
@@ -4979,7 +4979,7 @@
           <w:tcPr>
             <w:shd w:val="clear" w:color="auto" w:fill="F7FAFC"/>
             <w:vAlign w:val="center"/>
-            <w:tcW w:type="dxa" w:w="3929"/>
+            <w:tcW w:type="dxa" w:w="6868"/>
           </w:tcPr>
           <w:p>
             <w:pPr>
@@ -5023,7 +5023,7 @@
           <w:tcPr>
             <w:shd w:val="clear" w:color="auto" w:fill="F7FAFC"/>
             <w:vAlign w:val="center"/>
-            <w:tcW w:type="dxa" w:w="1056"/>
+            <w:tcW w:type="dxa" w:w="623"/>
           </w:tcPr>
           <w:p>
             <w:pPr>
@@ -5037,7 +5037,7 @@
           <w:tcPr>
             <w:shd w:val="clear" w:color="auto" w:fill="F7FAFC"/>
             <w:vAlign w:val="center"/>
-            <w:tcW w:type="dxa" w:w="970"/>
+            <w:tcW w:type="dxa" w:w="623"/>
           </w:tcPr>
           <w:p>
             <w:pPr>
@@ -5051,7 +5051,7 @@
           <w:tcPr>
             <w:shd w:val="clear" w:color="auto" w:fill="F7FAFC"/>
             <w:vAlign w:val="center"/>
-            <w:tcW w:type="dxa" w:w="3929"/>
+            <w:tcW w:type="dxa" w:w="1813"/>
           </w:tcPr>
           <w:p>
             <w:pPr>
@@ -5070,7 +5070,7 @@
           <w:tcPr>
             <w:shd w:val="clear" w:color="auto" w:fill="F2F2F2"/>
             <w:vAlign w:val="center"/>
-            <w:tcW w:type="dxa" w:w="581"/>
+            <w:tcW w:type="dxa" w:w="537"/>
           </w:tcPr>
           <w:p>
             <w:pPr>
@@ -5093,7 +5093,7 @@
         <w:tc>
           <w:tcPr>
             <w:vAlign w:val="center"/>
-            <w:tcW w:type="dxa" w:w="3929"/>
+            <w:tcW w:type="dxa" w:w="6868"/>
           </w:tcPr>
           <w:p>
             <w:pPr>
@@ -5136,33 +5136,33 @@
         <w:tc>
           <w:tcPr>
             <w:vAlign w:val="center"/>
-            <w:tcW w:type="dxa" w:w="1056"/>
-          </w:tcPr>
-          <w:p>
-            <w:pPr>
-              <w:spacing w:before="20" w:after="20"/>
-              <w:jc w:val="center"/>
-            </w:pPr>
-            <w:r/>
-          </w:p>
-        </w:tc>
-        <w:tc>
-          <w:tcPr>
-            <w:vAlign w:val="center"/>
-            <w:tcW w:type="dxa" w:w="970"/>
-          </w:tcPr>
-          <w:p>
-            <w:pPr>
-              <w:spacing w:before="20" w:after="20"/>
-              <w:jc w:val="center"/>
-            </w:pPr>
-            <w:r/>
-          </w:p>
-        </w:tc>
-        <w:tc>
-          <w:tcPr>
-            <w:vAlign w:val="center"/>
-            <w:tcW w:type="dxa" w:w="3929"/>
+            <w:tcW w:type="dxa" w:w="623"/>
+          </w:tcPr>
+          <w:p>
+            <w:pPr>
+              <w:spacing w:before="20" w:after="20"/>
+              <w:jc w:val="center"/>
+            </w:pPr>
+            <w:r/>
+          </w:p>
+        </w:tc>
+        <w:tc>
+          <w:tcPr>
+            <w:vAlign w:val="center"/>
+            <w:tcW w:type="dxa" w:w="623"/>
+          </w:tcPr>
+          <w:p>
+            <w:pPr>
+              <w:spacing w:before="20" w:after="20"/>
+              <w:jc w:val="center"/>
+            </w:pPr>
+            <w:r/>
+          </w:p>
+        </w:tc>
+        <w:tc>
+          <w:tcPr>
+            <w:vAlign w:val="center"/>
+            <w:tcW w:type="dxa" w:w="1813"/>
           </w:tcPr>
           <w:p>
             <w:pPr>
@@ -5181,7 +5181,7 @@
           <w:tcPr>
             <w:shd w:val="clear" w:color="auto" w:fill="F2F2F2"/>
             <w:vAlign w:val="center"/>
-            <w:tcW w:type="dxa" w:w="581"/>
+            <w:tcW w:type="dxa" w:w="537"/>
           </w:tcPr>
           <w:p>
             <w:pPr>
@@ -5205,7 +5205,7 @@
           <w:tcPr>
             <w:shd w:val="clear" w:color="auto" w:fill="F7FAFC"/>
             <w:vAlign w:val="center"/>
-            <w:tcW w:type="dxa" w:w="3929"/>
+            <w:tcW w:type="dxa" w:w="6868"/>
           </w:tcPr>
           <w:p>
             <w:pPr>
@@ -5249,7 +5249,7 @@
           <w:tcPr>
             <w:shd w:val="clear" w:color="auto" w:fill="F7FAFC"/>
             <w:vAlign w:val="center"/>
-            <w:tcW w:type="dxa" w:w="1056"/>
+            <w:tcW w:type="dxa" w:w="623"/>
           </w:tcPr>
           <w:p>
             <w:pPr>
@@ -5263,7 +5263,7 @@
           <w:tcPr>
             <w:shd w:val="clear" w:color="auto" w:fill="F7FAFC"/>
             <w:vAlign w:val="center"/>
-            <w:tcW w:type="dxa" w:w="970"/>
+            <w:tcW w:type="dxa" w:w="623"/>
           </w:tcPr>
           <w:p>
             <w:pPr>
@@ -5277,7 +5277,7 @@
           <w:tcPr>
             <w:shd w:val="clear" w:color="auto" w:fill="F7FAFC"/>
             <w:vAlign w:val="center"/>
-            <w:tcW w:type="dxa" w:w="3929"/>
+            <w:tcW w:type="dxa" w:w="1813"/>
           </w:tcPr>
           <w:p>
             <w:pPr>
@@ -5296,7 +5296,7 @@
           <w:tcPr>
             <w:shd w:val="clear" w:color="auto" w:fill="F2F2F2"/>
             <w:vAlign w:val="center"/>
-            <w:tcW w:type="dxa" w:w="581"/>
+            <w:tcW w:type="dxa" w:w="537"/>
           </w:tcPr>
           <w:p>
             <w:pPr>
@@ -5319,7 +5319,7 @@
         <w:tc>
           <w:tcPr>
             <w:vAlign w:val="center"/>
-            <w:tcW w:type="dxa" w:w="3929"/>
+            <w:tcW w:type="dxa" w:w="6868"/>
           </w:tcPr>
           <w:p>
             <w:pPr>
@@ -5362,33 +5362,33 @@
         <w:tc>
           <w:tcPr>
             <w:vAlign w:val="center"/>
-            <w:tcW w:type="dxa" w:w="1056"/>
-          </w:tcPr>
-          <w:p>
-            <w:pPr>
-              <w:spacing w:before="20" w:after="20"/>
-              <w:jc w:val="center"/>
-            </w:pPr>
-            <w:r/>
-          </w:p>
-        </w:tc>
-        <w:tc>
-          <w:tcPr>
-            <w:vAlign w:val="center"/>
-            <w:tcW w:type="dxa" w:w="970"/>
-          </w:tcPr>
-          <w:p>
-            <w:pPr>
-              <w:spacing w:before="20" w:after="20"/>
-              <w:jc w:val="center"/>
-            </w:pPr>
-            <w:r/>
-          </w:p>
-        </w:tc>
-        <w:tc>
-          <w:tcPr>
-            <w:vAlign w:val="center"/>
-            <w:tcW w:type="dxa" w:w="3929"/>
+            <w:tcW w:type="dxa" w:w="623"/>
+          </w:tcPr>
+          <w:p>
+            <w:pPr>
+              <w:spacing w:before="20" w:after="20"/>
+              <w:jc w:val="center"/>
+            </w:pPr>
+            <w:r/>
+          </w:p>
+        </w:tc>
+        <w:tc>
+          <w:tcPr>
+            <w:vAlign w:val="center"/>
+            <w:tcW w:type="dxa" w:w="623"/>
+          </w:tcPr>
+          <w:p>
+            <w:pPr>
+              <w:spacing w:before="20" w:after="20"/>
+              <w:jc w:val="center"/>
+            </w:pPr>
+            <w:r/>
+          </w:p>
+        </w:tc>
+        <w:tc>
+          <w:tcPr>
+            <w:vAlign w:val="center"/>
+            <w:tcW w:type="dxa" w:w="1813"/>
           </w:tcPr>
           <w:p>
             <w:pPr>
@@ -5407,7 +5407,7 @@
           <w:tcPr>
             <w:shd w:val="clear" w:color="auto" w:fill="F2F2F2"/>
             <w:vAlign w:val="center"/>
-            <w:tcW w:type="dxa" w:w="581"/>
+            <w:tcW w:type="dxa" w:w="537"/>
           </w:tcPr>
           <w:p>
             <w:pPr>
@@ -5431,7 +5431,7 @@
           <w:tcPr>
             <w:shd w:val="clear" w:color="auto" w:fill="F7FAFC"/>
             <w:vAlign w:val="center"/>
-            <w:tcW w:type="dxa" w:w="3929"/>
+            <w:tcW w:type="dxa" w:w="6868"/>
           </w:tcPr>
           <w:p>
             <w:pPr>
@@ -5475,7 +5475,7 @@
           <w:tcPr>
             <w:shd w:val="clear" w:color="auto" w:fill="F7FAFC"/>
             <w:vAlign w:val="center"/>
-            <w:tcW w:type="dxa" w:w="1056"/>
+            <w:tcW w:type="dxa" w:w="623"/>
           </w:tcPr>
           <w:p>
             <w:pPr>
@@ -5489,7 +5489,7 @@
           <w:tcPr>
             <w:shd w:val="clear" w:color="auto" w:fill="F7FAFC"/>
             <w:vAlign w:val="center"/>
-            <w:tcW w:type="dxa" w:w="970"/>
+            <w:tcW w:type="dxa" w:w="623"/>
           </w:tcPr>
           <w:p>
             <w:pPr>
@@ -5503,7 +5503,7 @@
           <w:tcPr>
             <w:shd w:val="clear" w:color="auto" w:fill="F7FAFC"/>
             <w:vAlign w:val="center"/>
-            <w:tcW w:type="dxa" w:w="3929"/>
+            <w:tcW w:type="dxa" w:w="1813"/>
           </w:tcPr>
           <w:p>
             <w:pPr>
@@ -5522,7 +5522,7 @@
           <w:tcPr>
             <w:shd w:val="clear" w:color="auto" w:fill="F2F2F2"/>
             <w:vAlign w:val="center"/>
-            <w:tcW w:type="dxa" w:w="581"/>
+            <w:tcW w:type="dxa" w:w="537"/>
           </w:tcPr>
           <w:p>
             <w:pPr>
@@ -5545,7 +5545,7 @@
         <w:tc>
           <w:tcPr>
             <w:vAlign w:val="center"/>
-            <w:tcW w:type="dxa" w:w="3929"/>
+            <w:tcW w:type="dxa" w:w="6868"/>
           </w:tcPr>
           <w:p>
             <w:pPr>
@@ -5588,33 +5588,33 @@
         <w:tc>
           <w:tcPr>
             <w:vAlign w:val="center"/>
-            <w:tcW w:type="dxa" w:w="1056"/>
-          </w:tcPr>
-          <w:p>
-            <w:pPr>
-              <w:spacing w:before="20" w:after="20"/>
-              <w:jc w:val="center"/>
-            </w:pPr>
-            <w:r/>
-          </w:p>
-        </w:tc>
-        <w:tc>
-          <w:tcPr>
-            <w:vAlign w:val="center"/>
-            <w:tcW w:type="dxa" w:w="970"/>
-          </w:tcPr>
-          <w:p>
-            <w:pPr>
-              <w:spacing w:before="20" w:after="20"/>
-              <w:jc w:val="center"/>
-            </w:pPr>
-            <w:r/>
-          </w:p>
-        </w:tc>
-        <w:tc>
-          <w:tcPr>
-            <w:vAlign w:val="center"/>
-            <w:tcW w:type="dxa" w:w="3929"/>
+            <w:tcW w:type="dxa" w:w="623"/>
+          </w:tcPr>
+          <w:p>
+            <w:pPr>
+              <w:spacing w:before="20" w:after="20"/>
+              <w:jc w:val="center"/>
+            </w:pPr>
+            <w:r/>
+          </w:p>
+        </w:tc>
+        <w:tc>
+          <w:tcPr>
+            <w:vAlign w:val="center"/>
+            <w:tcW w:type="dxa" w:w="623"/>
+          </w:tcPr>
+          <w:p>
+            <w:pPr>
+              <w:spacing w:before="20" w:after="20"/>
+              <w:jc w:val="center"/>
+            </w:pPr>
+            <w:r/>
+          </w:p>
+        </w:tc>
+        <w:tc>
+          <w:tcPr>
+            <w:vAlign w:val="center"/>
+            <w:tcW w:type="dxa" w:w="1813"/>
           </w:tcPr>
           <w:p>
             <w:pPr>
@@ -5633,7 +5633,7 @@
           <w:tcPr>
             <w:shd w:val="clear" w:color="auto" w:fill="F2F2F2"/>
             <w:vAlign w:val="center"/>
-            <w:tcW w:type="dxa" w:w="581"/>
+            <w:tcW w:type="dxa" w:w="537"/>
           </w:tcPr>
           <w:p>
             <w:pPr>
@@ -5657,7 +5657,7 @@
           <w:tcPr>
             <w:shd w:val="clear" w:color="auto" w:fill="F7FAFC"/>
             <w:vAlign w:val="center"/>
-            <w:tcW w:type="dxa" w:w="3929"/>
+            <w:tcW w:type="dxa" w:w="6868"/>
           </w:tcPr>
           <w:p>
             <w:pPr>
@@ -5701,7 +5701,7 @@
           <w:tcPr>
             <w:shd w:val="clear" w:color="auto" w:fill="F7FAFC"/>
             <w:vAlign w:val="center"/>
-            <w:tcW w:type="dxa" w:w="1056"/>
+            <w:tcW w:type="dxa" w:w="623"/>
           </w:tcPr>
           <w:p>
             <w:pPr>
@@ -5715,7 +5715,7 @@
           <w:tcPr>
             <w:shd w:val="clear" w:color="auto" w:fill="F7FAFC"/>
             <w:vAlign w:val="center"/>
-            <w:tcW w:type="dxa" w:w="970"/>
+            <w:tcW w:type="dxa" w:w="623"/>
           </w:tcPr>
           <w:p>
             <w:pPr>
@@ -5729,7 +5729,7 @@
           <w:tcPr>
             <w:shd w:val="clear" w:color="auto" w:fill="F7FAFC"/>
             <w:vAlign w:val="center"/>
-            <w:tcW w:type="dxa" w:w="3929"/>
+            <w:tcW w:type="dxa" w:w="1813"/>
           </w:tcPr>
           <w:p>
             <w:pPr>
@@ -5748,7 +5748,7 @@
           <w:tcPr>
             <w:shd w:val="clear" w:color="auto" w:fill="F2F2F2"/>
             <w:vAlign w:val="center"/>
-            <w:tcW w:type="dxa" w:w="581"/>
+            <w:tcW w:type="dxa" w:w="537"/>
           </w:tcPr>
           <w:p>
             <w:pPr>
@@ -5771,7 +5771,7 @@
         <w:tc>
           <w:tcPr>
             <w:vAlign w:val="center"/>
-            <w:tcW w:type="dxa" w:w="3929"/>
+            <w:tcW w:type="dxa" w:w="6868"/>
           </w:tcPr>
           <w:p>
             <w:pPr>
@@ -5814,33 +5814,33 @@
         <w:tc>
           <w:tcPr>
             <w:vAlign w:val="center"/>
-            <w:tcW w:type="dxa" w:w="1056"/>
-          </w:tcPr>
-          <w:p>
-            <w:pPr>
-              <w:spacing w:before="20" w:after="20"/>
-              <w:jc w:val="center"/>
-            </w:pPr>
-            <w:r/>
-          </w:p>
-        </w:tc>
-        <w:tc>
-          <w:tcPr>
-            <w:vAlign w:val="center"/>
-            <w:tcW w:type="dxa" w:w="970"/>
-          </w:tcPr>
-          <w:p>
-            <w:pPr>
-              <w:spacing w:before="20" w:after="20"/>
-              <w:jc w:val="center"/>
-            </w:pPr>
-            <w:r/>
-          </w:p>
-        </w:tc>
-        <w:tc>
-          <w:tcPr>
-            <w:vAlign w:val="center"/>
-            <w:tcW w:type="dxa" w:w="3929"/>
+            <w:tcW w:type="dxa" w:w="623"/>
+          </w:tcPr>
+          <w:p>
+            <w:pPr>
+              <w:spacing w:before="20" w:after="20"/>
+              <w:jc w:val="center"/>
+            </w:pPr>
+            <w:r/>
+          </w:p>
+        </w:tc>
+        <w:tc>
+          <w:tcPr>
+            <w:vAlign w:val="center"/>
+            <w:tcW w:type="dxa" w:w="623"/>
+          </w:tcPr>
+          <w:p>
+            <w:pPr>
+              <w:spacing w:before="20" w:after="20"/>
+              <w:jc w:val="center"/>
+            </w:pPr>
+            <w:r/>
+          </w:p>
+        </w:tc>
+        <w:tc>
+          <w:tcPr>
+            <w:vAlign w:val="center"/>
+            <w:tcW w:type="dxa" w:w="1813"/>
           </w:tcPr>
           <w:p>
             <w:pPr>
@@ -5859,7 +5859,7 @@
           <w:tcPr>
             <w:shd w:val="clear" w:color="auto" w:fill="F2F2F2"/>
             <w:vAlign w:val="center"/>
-            <w:tcW w:type="dxa" w:w="581"/>
+            <w:tcW w:type="dxa" w:w="537"/>
           </w:tcPr>
           <w:p>
             <w:pPr>
@@ -5883,7 +5883,7 @@
           <w:tcPr>
             <w:shd w:val="clear" w:color="auto" w:fill="F7FAFC"/>
             <w:vAlign w:val="center"/>
-            <w:tcW w:type="dxa" w:w="3929"/>
+            <w:tcW w:type="dxa" w:w="6868"/>
           </w:tcPr>
           <w:p>
             <w:pPr>
@@ -5927,7 +5927,7 @@
           <w:tcPr>
             <w:shd w:val="clear" w:color="auto" w:fill="F7FAFC"/>
             <w:vAlign w:val="center"/>
-            <w:tcW w:type="dxa" w:w="1056"/>
+            <w:tcW w:type="dxa" w:w="623"/>
           </w:tcPr>
           <w:p>
             <w:pPr>
@@ -5941,7 +5941,7 @@
           <w:tcPr>
             <w:shd w:val="clear" w:color="auto" w:fill="F7FAFC"/>
             <w:vAlign w:val="center"/>
-            <w:tcW w:type="dxa" w:w="970"/>
+            <w:tcW w:type="dxa" w:w="623"/>
           </w:tcPr>
           <w:p>
             <w:pPr>
@@ -5955,7 +5955,7 @@
           <w:tcPr>
             <w:shd w:val="clear" w:color="auto" w:fill="F7FAFC"/>
             <w:vAlign w:val="center"/>
-            <w:tcW w:type="dxa" w:w="3929"/>
+            <w:tcW w:type="dxa" w:w="1813"/>
           </w:tcPr>
           <w:p>
             <w:pPr>
@@ -5974,7 +5974,7 @@
           <w:tcPr>
             <w:shd w:val="clear" w:color="auto" w:fill="F2F2F2"/>
             <w:vAlign w:val="center"/>
-            <w:tcW w:type="dxa" w:w="581"/>
+            <w:tcW w:type="dxa" w:w="537"/>
           </w:tcPr>
           <w:p>
             <w:pPr>
@@ -5997,7 +5997,7 @@
         <w:tc>
           <w:tcPr>
             <w:vAlign w:val="center"/>
-            <w:tcW w:type="dxa" w:w="3929"/>
+            <w:tcW w:type="dxa" w:w="6868"/>
           </w:tcPr>
           <w:p>
             <w:pPr>
@@ -6040,33 +6040,33 @@
         <w:tc>
           <w:tcPr>
             <w:vAlign w:val="center"/>
-            <w:tcW w:type="dxa" w:w="1056"/>
-          </w:tcPr>
-          <w:p>
-            <w:pPr>
-              <w:spacing w:before="20" w:after="20"/>
-              <w:jc w:val="center"/>
-            </w:pPr>
-            <w:r/>
-          </w:p>
-        </w:tc>
-        <w:tc>
-          <w:tcPr>
-            <w:vAlign w:val="center"/>
-            <w:tcW w:type="dxa" w:w="970"/>
-          </w:tcPr>
-          <w:p>
-            <w:pPr>
-              <w:spacing w:before="20" w:after="20"/>
-              <w:jc w:val="center"/>
-            </w:pPr>
-            <w:r/>
-          </w:p>
-        </w:tc>
-        <w:tc>
-          <w:tcPr>
-            <w:vAlign w:val="center"/>
-            <w:tcW w:type="dxa" w:w="3929"/>
+            <w:tcW w:type="dxa" w:w="623"/>
+          </w:tcPr>
+          <w:p>
+            <w:pPr>
+              <w:spacing w:before="20" w:after="20"/>
+              <w:jc w:val="center"/>
+            </w:pPr>
+            <w:r/>
+          </w:p>
+        </w:tc>
+        <w:tc>
+          <w:tcPr>
+            <w:vAlign w:val="center"/>
+            <w:tcW w:type="dxa" w:w="623"/>
+          </w:tcPr>
+          <w:p>
+            <w:pPr>
+              <w:spacing w:before="20" w:after="20"/>
+              <w:jc w:val="center"/>
+            </w:pPr>
+            <w:r/>
+          </w:p>
+        </w:tc>
+        <w:tc>
+          <w:tcPr>
+            <w:vAlign w:val="center"/>
+            <w:tcW w:type="dxa" w:w="1813"/>
           </w:tcPr>
           <w:p>
             <w:pPr>
@@ -6213,9 +6213,9 @@
         </w:tblBorders>
       </w:tblPr>
       <w:tblGrid>
-        <w:gridCol w:w="2233"/>
+        <w:gridCol w:w="2453"/>
         <w:gridCol w:w="2948"/>
-        <w:gridCol w:w="1656"/>
+        <w:gridCol w:w="1435"/>
         <w:gridCol w:w="1474"/>
         <w:gridCol w:w="2154"/>
       </w:tblGrid>
@@ -6228,7 +6228,7 @@
           <w:tcPr>
             <w:shd w:val="clear" w:color="auto" w:fill="2B547E"/>
             <w:vAlign w:val="center"/>
-            <w:tcW w:type="dxa" w:w="2233"/>
+            <w:tcW w:type="dxa" w:w="2453"/>
           </w:tcPr>
           <w:p>
             <w:pPr>
@@ -6318,7 +6318,7 @@
           <w:tcPr>
             <w:shd w:val="clear" w:color="auto" w:fill="2B547E"/>
             <w:vAlign w:val="center"/>
-            <w:tcW w:type="dxa" w:w="1656"/>
+            <w:tcW w:type="dxa" w:w="1435"/>
           </w:tcPr>
           <w:p>
             <w:pPr>
@@ -6458,7 +6458,7 @@
           <w:tcPr>
             <w:shd w:val="clear" w:color="auto" w:fill="F2F2F2"/>
             <w:vAlign w:val="center"/>
-            <w:tcW w:type="dxa" w:w="2233"/>
+            <w:tcW w:type="dxa" w:w="2453"/>
           </w:tcPr>
           <w:p>
             <w:pPr>
@@ -6516,7 +6516,7 @@
         <w:tc>
           <w:tcPr>
             <w:vAlign w:val="center"/>
-            <w:tcW w:type="dxa" w:w="1656"/>
+            <w:tcW w:type="dxa" w:w="1435"/>
           </w:tcPr>
           <w:p>
             <w:pPr>
@@ -6564,7 +6564,7 @@
           <w:tcPr>
             <w:shd w:val="clear" w:color="auto" w:fill="F2F2F2"/>
             <w:vAlign w:val="center"/>
-            <w:tcW w:type="dxa" w:w="2233"/>
+            <w:tcW w:type="dxa" w:w="2453"/>
           </w:tcPr>
           <w:p>
             <w:pPr>
@@ -6622,7 +6622,7 @@
           <w:tcPr>
             <w:shd w:val="clear" w:color="auto" w:fill="F7FAFC"/>
             <w:vAlign w:val="center"/>
-            <w:tcW w:type="dxa" w:w="1656"/>
+            <w:tcW w:type="dxa" w:w="1435"/>
           </w:tcPr>
           <w:p>
             <w:pPr>
